--- a/Documentation/Misc writeups/EcotracerContaminantForcingInEcospace.docx
+++ b/Documentation/Misc writeups/EcotracerContaminantForcingInEcospace.docx
@@ -1,6 +1,6 @@
 
 <file path=word/document.xml><?xml version="1.0" encoding="utf-8"?>
-<w:document xmlns:wpc="http://schemas.microsoft.com/office/word/2010/wordprocessingCanvas" xmlns:mc="http://schemas.openxmlformats.org/markup-compatibility/2006" xmlns:o="urn:schemas-microsoft-com:office:office" xmlns:r="http://schemas.openxmlformats.org/officeDocument/2006/relationships" xmlns:m="http://schemas.openxmlformats.org/officeDocument/2006/math" xmlns:v="urn:schemas-microsoft-com:vml" xmlns:wp14="http://schemas.microsoft.com/office/word/2010/wordprocessingDrawing" xmlns:wp="http://schemas.openxmlformats.org/drawingml/2006/wordprocessingDrawing" xmlns:w10="urn:schemas-microsoft-com:office:word" xmlns:w="http://schemas.openxmlformats.org/wordprocessingml/2006/main" xmlns:w14="http://schemas.microsoft.com/office/word/2010/wordml" xmlns:wpg="http://schemas.microsoft.com/office/word/2010/wordprocessingGroup" xmlns:wpi="http://schemas.microsoft.com/office/word/2010/wordprocessingInk" xmlns:wne="http://schemas.microsoft.com/office/word/2006/wordml" xmlns:wps="http://schemas.microsoft.com/office/word/2010/wordprocessingShape" mc:Ignorable="w14 wp14">
+<w:document xmlns:wpc="http://schemas.microsoft.com/office/word/2010/wordprocessingCanvas" xmlns:cx="http://schemas.microsoft.com/office/drawing/2014/chartex" xmlns:cx1="http://schemas.microsoft.com/office/drawing/2015/9/8/chartex" xmlns:cx2="http://schemas.microsoft.com/office/drawing/2015/10/21/chartex" xmlns:cx3="http://schemas.microsoft.com/office/drawing/2016/5/9/chartex" xmlns:cx4="http://schemas.microsoft.com/office/drawing/2016/5/10/chartex" xmlns:cx5="http://schemas.microsoft.com/office/drawing/2016/5/11/chartex" xmlns:cx6="http://schemas.microsoft.com/office/drawing/2016/5/12/chartex" xmlns:cx7="http://schemas.microsoft.com/office/drawing/2016/5/13/chartex" xmlns:cx8="http://schemas.microsoft.com/office/drawing/2016/5/14/chartex" xmlns:mc="http://schemas.openxmlformats.org/markup-compatibility/2006" xmlns:aink="http://schemas.microsoft.com/office/drawing/2016/ink" xmlns:am3d="http://schemas.microsoft.com/office/drawing/2017/model3d" xmlns:o="urn:schemas-microsoft-com:office:office" xmlns:r="http://schemas.openxmlformats.org/officeDocument/2006/relationships" xmlns:m="http://schemas.openxmlformats.org/officeDocument/2006/math" xmlns:v="urn:schemas-microsoft-com:vml" xmlns:wp14="http://schemas.microsoft.com/office/word/2010/wordprocessingDrawing" xmlns:wp="http://schemas.openxmlformats.org/drawingml/2006/wordprocessingDrawing" xmlns:w10="urn:schemas-microsoft-com:office:word" xmlns:w="http://schemas.openxmlformats.org/wordprocessingml/2006/main" xmlns:w14="http://schemas.microsoft.com/office/word/2010/wordml" xmlns:w15="http://schemas.microsoft.com/office/word/2012/wordml" xmlns:w16cid="http://schemas.microsoft.com/office/word/2016/wordml/cid" xmlns:w16se="http://schemas.microsoft.com/office/word/2015/wordml/symex" xmlns:wpg="http://schemas.microsoft.com/office/word/2010/wordprocessingGroup" xmlns:wpi="http://schemas.microsoft.com/office/word/2010/wordprocessingInk" xmlns:wne="http://schemas.microsoft.com/office/word/2006/wordml" xmlns:wps="http://schemas.microsoft.com/office/word/2010/wordprocessingShape" mc:Ignorable="w14 w15 w16se w16cid wp14">
   <w:body>
     <w:p>
       <w:pPr>
@@ -314,68 +314,80 @@
         <w:rPr>
           <w:rFonts w:cs="Courier New"/>
         </w:rPr>
-        <w:t xml:space="preserve"> To driver the environmental concentration layer use the zero group </w:t>
-      </w:r>
-      <w:proofErr w:type="gramStart"/>
-      <w:r>
-        <w:rPr>
-          <w:rFonts w:cs="Courier New"/>
-        </w:rPr>
-        <w:t>index</w:t>
-      </w:r>
-      <w:proofErr w:type="gramEnd"/>
+        <w:t xml:space="preserve"> To dr</w:t>
+      </w:r>
+      <w:r>
+        <w:rPr>
+          <w:rFonts w:cs="Courier New"/>
+        </w:rPr>
+        <w:t>ive</w:t>
+      </w:r>
+      <w:r>
+        <w:rPr>
+          <w:rFonts w:cs="Courier New"/>
+        </w:rPr>
+        <w:t xml:space="preserve"> the environmental concentration layer</w:t>
+      </w:r>
+      <w:r>
+        <w:rPr>
+          <w:rFonts w:cs="Courier New"/>
+        </w:rPr>
+        <w:t>,</w:t>
+      </w:r>
+      <w:bookmarkStart w:id="0" w:name="_GoBack"/>
+      <w:bookmarkEnd w:id="0"/>
+      <w:r>
+        <w:rPr>
+          <w:rFonts w:cs="Courier New"/>
+        </w:rPr>
+        <w:t xml:space="preserve"> use the zero group index. </w:t>
+      </w:r>
+    </w:p>
+    <w:p>
+      <w:pPr>
+        <w:pStyle w:val="NoSpacing"/>
+        <w:rPr>
+          <w:rFonts w:cs="Courier New"/>
+        </w:rPr>
+      </w:pPr>
+    </w:p>
+    <w:p>
+      <w:pPr>
+        <w:pStyle w:val="NoSpacing"/>
+        <w:rPr>
+          <w:rFonts w:cs="Courier New"/>
+        </w:rPr>
+      </w:pPr>
+      <w:r>
+        <w:rPr>
+          <w:rFonts w:cs="Courier New"/>
+        </w:rPr>
+        <w:t xml:space="preserve">The contaminant concentration units in the file are </w:t>
+      </w:r>
+      <w:r>
+        <w:rPr>
+          <w:rFonts w:cs="Courier New"/>
+        </w:rPr>
+        <w:t>t/</w:t>
+      </w:r>
+      <w:r>
+        <w:rPr>
+          <w:rFonts w:cs="Courier New"/>
+        </w:rPr>
+        <w:t>km2</w:t>
+      </w:r>
+      <w:r>
+        <w:rPr>
+          <w:rFonts w:cs="Courier New"/>
+        </w:rPr>
+        <w:t xml:space="preserve"> for the area of the cell</w:t>
+      </w:r>
       <w:r>
         <w:rPr>
           <w:rFonts w:cs="Courier New"/>
         </w:rPr>
         <w:t xml:space="preserve">. </w:t>
       </w:r>
-    </w:p>
-    <w:p>
-      <w:pPr>
-        <w:pStyle w:val="NoSpacing"/>
-        <w:rPr>
-          <w:rFonts w:cs="Courier New"/>
-        </w:rPr>
-      </w:pPr>
-    </w:p>
-    <w:p>
-      <w:pPr>
-        <w:pStyle w:val="NoSpacing"/>
-        <w:rPr>
-          <w:rFonts w:cs="Courier New"/>
-        </w:rPr>
-      </w:pPr>
-      <w:r>
-        <w:rPr>
-          <w:rFonts w:cs="Courier New"/>
-        </w:rPr>
-        <w:t xml:space="preserve">The contaminant concentration units in the file are </w:t>
-      </w:r>
-      <w:r>
-        <w:rPr>
-          <w:rFonts w:cs="Courier New"/>
-        </w:rPr>
-        <w:t>t/</w:t>
-      </w:r>
-      <w:r>
-        <w:rPr>
-          <w:rFonts w:cs="Courier New"/>
-        </w:rPr>
-        <w:t>km2</w:t>
-      </w:r>
-      <w:r>
-        <w:rPr>
-          <w:rFonts w:cs="Courier New"/>
-        </w:rPr>
-        <w:t xml:space="preserve"> for the area of the cell</w:t>
-      </w:r>
-      <w:r>
-        <w:rPr>
-          <w:rFonts w:cs="Courier New"/>
-        </w:rPr>
-        <w:t xml:space="preserve">. </w:t>
-      </w:r>
       <w:r>
         <w:rPr>
           <w:rFonts w:cs="Courier New"/>
@@ -641,7 +653,6 @@
           <w:rFonts w:cs="Courier New"/>
         </w:rPr>
       </w:pPr>
-      <w:proofErr w:type="gramStart"/>
       <w:r>
         <w:rPr>
           <w:rFonts w:cs="Courier New"/>
@@ -660,7 +671,6 @@
         </w:rPr>
         <w:t>.</w:t>
       </w:r>
-      <w:proofErr w:type="gramEnd"/>
     </w:p>
     <w:p>
       <w:pPr>
@@ -809,7 +819,6 @@
           <w:rFonts w:cs="Courier New"/>
         </w:rPr>
       </w:pPr>
-      <w:proofErr w:type="gramStart"/>
       <w:r>
         <w:rPr>
           <w:rFonts w:cs="Courier New"/>
@@ -822,7 +831,6 @@
         </w:rPr>
         <w:t>.</w:t>
       </w:r>
-      <w:proofErr w:type="gramEnd"/>
     </w:p>
     <w:p>
       <w:pPr>
@@ -953,7 +961,6 @@
           <w:rFonts w:cs="Courier New"/>
         </w:rPr>
       </w:pPr>
-      <w:proofErr w:type="gramStart"/>
       <w:r>
         <w:rPr>
           <w:rFonts w:cs="Courier New"/>
@@ -978,7 +985,6 @@
         </w:rPr>
         <w:t>.</w:t>
       </w:r>
-      <w:proofErr w:type="gramEnd"/>
     </w:p>
     <w:p>
       <w:pPr>
@@ -1289,356 +1295,402 @@
         <w:rPr>
           <w:rFonts w:cs="Courier New"/>
         </w:rPr>
-        <w:t xml:space="preserve"> group </w:t>
-      </w:r>
+        <w:t xml:space="preserve"> group index, this is the group number the data will be applied to.</w:t>
+      </w:r>
+      <w:r>
+        <w:rPr>
+          <w:rFonts w:cs="Courier New"/>
+        </w:rPr>
+        <w:t xml:space="preserve"> In </w:t>
+      </w:r>
+      <w:proofErr w:type="spellStart"/>
+      <w:r>
+        <w:rPr>
+          <w:rFonts w:cs="Courier New"/>
+        </w:rPr>
+        <w:t>Ecotracer</w:t>
+      </w:r>
+      <w:proofErr w:type="spellEnd"/>
+      <w:r>
+        <w:rPr>
+          <w:rFonts w:cs="Courier New"/>
+        </w:rPr>
+        <w:t xml:space="preserve"> the environmental concentrations are stored in the zero index, to drive these data use a zero in the group index column.</w:t>
+      </w:r>
+    </w:p>
+    <w:p>
+      <w:pPr>
+        <w:pStyle w:val="NoSpacing"/>
+        <w:ind w:left="720"/>
+        <w:rPr>
+          <w:rFonts w:cs="Courier New"/>
+        </w:rPr>
+      </w:pPr>
+    </w:p>
+    <w:p>
+      <w:pPr>
+        <w:pStyle w:val="NoSpacing"/>
+        <w:ind w:left="720"/>
+        <w:rPr>
+          <w:rFonts w:cs="Courier New"/>
+        </w:rPr>
+      </w:pPr>
+      <w:r>
+        <w:rPr>
+          <w:rFonts w:cs="Courier New"/>
+        </w:rPr>
+        <w:t>Column four contains the date of the record in the international date form</w:t>
+      </w:r>
+      <w:r>
+        <w:rPr>
+          <w:rFonts w:cs="Courier New"/>
+        </w:rPr>
+        <w:t>at of “</w:t>
+      </w:r>
+      <w:proofErr w:type="spellStart"/>
+      <w:r>
+        <w:rPr>
+          <w:rFonts w:cs="Courier New"/>
+        </w:rPr>
+        <w:t>yyyy</w:t>
+      </w:r>
+      <w:proofErr w:type="spellEnd"/>
+      <w:r>
+        <w:rPr>
+          <w:rFonts w:cs="Courier New"/>
+        </w:rPr>
+        <w:t>-MM</w:t>
+      </w:r>
+      <w:r>
+        <w:rPr>
+          <w:rFonts w:cs="Courier New"/>
+        </w:rPr>
+        <w:t>-</w:t>
+      </w:r>
+      <w:proofErr w:type="spellStart"/>
+      <w:r>
+        <w:rPr>
+          <w:rFonts w:cs="Courier New"/>
+        </w:rPr>
+        <w:t>dd</w:t>
+      </w:r>
+      <w:proofErr w:type="spellEnd"/>
+      <w:r>
+        <w:rPr>
+          <w:rFonts w:cs="Courier New"/>
+        </w:rPr>
+        <w:t>”, for example 2000-12-</w:t>
+      </w:r>
+      <w:r>
+        <w:rPr>
+          <w:rFonts w:cs="Courier New"/>
+        </w:rPr>
+        <w:t>01</w:t>
+      </w:r>
+      <w:r>
+        <w:rPr>
+          <w:rFonts w:cs="Courier New"/>
+        </w:rPr>
+        <w:t>, 2001-01-01.</w:t>
+      </w:r>
+      <w:r>
+        <w:rPr>
+          <w:rFonts w:cs="Courier New"/>
+        </w:rPr>
+        <w:t xml:space="preserve"> The day portion of the time stamp is ignored but must be present as -01 for the date to be recognized correctly.</w:t>
+      </w:r>
+      <w:r>
+        <w:rPr>
+          <w:rFonts w:cs="Courier New"/>
+        </w:rPr>
+        <w:t xml:space="preserve"> If the date is in any other format it may not b</w:t>
+      </w:r>
+      <w:r>
+        <w:rPr>
+          <w:rFonts w:cs="Courier New"/>
+        </w:rPr>
+        <w:t>e recognize</w:t>
+      </w:r>
+      <w:r>
+        <w:rPr>
+          <w:rFonts w:cs="Courier New"/>
+        </w:rPr>
+        <w:t>d</w:t>
+      </w:r>
+      <w:r>
+        <w:rPr>
+          <w:rFonts w:cs="Courier New"/>
+        </w:rPr>
+        <w:t>.</w:t>
+      </w:r>
+      <w:r>
+        <w:rPr>
+          <w:rFonts w:cs="Courier New"/>
+        </w:rPr>
+        <w:t xml:space="preserve"> If you are using Excel to format the data make sure you set th</w:t>
+      </w:r>
+      <w:r>
+        <w:rPr>
+          <w:rFonts w:cs="Courier New"/>
+        </w:rPr>
+        <w:t>e custom date format to “</w:t>
+      </w:r>
+      <w:proofErr w:type="spellStart"/>
+      <w:r>
+        <w:rPr>
+          <w:rFonts w:cs="Courier New"/>
+        </w:rPr>
+        <w:t>yyyy</w:t>
+      </w:r>
+      <w:proofErr w:type="spellEnd"/>
+      <w:r>
+        <w:rPr>
+          <w:rFonts w:cs="Courier New"/>
+        </w:rPr>
+        <w:t>-MM</w:t>
+      </w:r>
+      <w:r>
+        <w:rPr>
+          <w:rFonts w:cs="Courier New"/>
+        </w:rPr>
+        <w:t>-</w:t>
+      </w:r>
+      <w:proofErr w:type="spellStart"/>
+      <w:r>
+        <w:rPr>
+          <w:rFonts w:cs="Courier New"/>
+        </w:rPr>
+        <w:t>dd</w:t>
+      </w:r>
+      <w:proofErr w:type="spellEnd"/>
+      <w:r>
+        <w:rPr>
+          <w:rFonts w:cs="Courier New"/>
+        </w:rPr>
+        <w:t>” before saving to .csv.</w:t>
+      </w:r>
+      <w:r>
+        <w:rPr>
+          <w:rFonts w:cs="Courier New"/>
+        </w:rPr>
+        <w:t xml:space="preserve"> Ecospace calculates the model time step date based on the </w:t>
+      </w:r>
+      <w:proofErr w:type="spellStart"/>
+      <w:r>
+        <w:rPr>
+          <w:rFonts w:cs="Courier New"/>
+        </w:rPr>
+        <w:t>Ecopath</w:t>
+      </w:r>
+      <w:proofErr w:type="spellEnd"/>
+      <w:r>
+        <w:rPr>
+          <w:rFonts w:cs="Courier New"/>
+        </w:rPr>
+        <w:t xml:space="preserve"> </w:t>
+      </w:r>
+      <w:r>
+        <w:rPr>
+          <w:rFonts w:cs="Courier New"/>
+          <w:b/>
+        </w:rPr>
+        <w:t>Model year</w:t>
+      </w:r>
+      <w:r>
+        <w:rPr>
+          <w:rFonts w:cs="Courier New"/>
+        </w:rPr>
+        <w:t xml:space="preserve">, from the </w:t>
+      </w:r>
+      <w:proofErr w:type="spellStart"/>
+      <w:r>
+        <w:rPr>
+          <w:rFonts w:cs="Courier New"/>
+        </w:rPr>
+        <w:t>Ecopath</w:t>
+      </w:r>
+      <w:proofErr w:type="spellEnd"/>
+      <w:r>
+        <w:rPr>
+          <w:rFonts w:cs="Courier New"/>
+        </w:rPr>
+        <w:t xml:space="preserve"> </w:t>
+      </w:r>
+      <w:r>
+        <w:rPr>
+          <w:rFonts w:cs="Courier New"/>
+          <w:b/>
+        </w:rPr>
+        <w:t>Model parameters</w:t>
+      </w:r>
+      <w:r>
+        <w:rPr>
+          <w:rFonts w:cs="Courier New"/>
+        </w:rPr>
+        <w:t xml:space="preserve"> page, the number of time steps (/year), from the Ecospace parameters page, and the current model time step.</w:t>
+      </w:r>
+    </w:p>
+    <w:p>
+      <w:pPr>
+        <w:pStyle w:val="NoSpacing"/>
+        <w:ind w:left="720"/>
+        <w:rPr>
+          <w:rFonts w:cs="Courier New"/>
+        </w:rPr>
+      </w:pPr>
+    </w:p>
+    <w:p>
+      <w:pPr>
+        <w:pStyle w:val="NoSpacing"/>
+        <w:ind w:left="720"/>
+        <w:rPr>
+          <w:rFonts w:cs="Courier New"/>
+          <w:sz w:val="18"/>
+        </w:rPr>
+      </w:pPr>
+      <w:r>
+        <w:rPr>
+          <w:rFonts w:cs="Courier New"/>
+        </w:rPr>
+        <w:t xml:space="preserve">Column five contains the </w:t>
+      </w:r>
+      <w:r>
+        <w:rPr>
+          <w:rFonts w:cs="Courier New"/>
+        </w:rPr>
+        <w:t>contaminant concentrations</w:t>
+      </w:r>
+      <w:r>
+        <w:rPr>
+          <w:rFonts w:cs="Courier New"/>
+        </w:rPr>
+        <w:t>.</w:t>
+      </w:r>
+      <w:r>
+        <w:rPr>
+          <w:rFonts w:cs="Courier New"/>
+          <w:sz w:val="18"/>
+        </w:rPr>
+        <w:t xml:space="preserve"> </w:t>
+      </w:r>
+    </w:p>
+    <w:p>
+      <w:pPr>
+        <w:pStyle w:val="NoSpacing"/>
+        <w:rPr>
+          <w:rFonts w:cs="Courier New"/>
+          <w:sz w:val="18"/>
+        </w:rPr>
+      </w:pPr>
+    </w:p>
+    <w:p>
+      <w:pPr>
+        <w:pStyle w:val="NoSpacing"/>
+        <w:rPr>
+          <w:rFonts w:cs="Courier New"/>
+          <w:sz w:val="18"/>
+        </w:rPr>
+      </w:pPr>
+    </w:p>
+    <w:p>
+      <w:pPr>
+        <w:pStyle w:val="NoSpacing"/>
+        <w:ind w:left="720"/>
+        <w:rPr>
+          <w:rFonts w:cs="Courier New"/>
+        </w:rPr>
+      </w:pPr>
+      <w:r>
+        <w:rPr>
+          <w:rFonts w:cs="Courier New"/>
+        </w:rPr>
+        <w:t>Example file format</w:t>
+      </w:r>
+    </w:p>
+    <w:p>
+      <w:pPr>
+        <w:pStyle w:val="NoSpacing"/>
+        <w:ind w:left="2160"/>
+        <w:rPr>
+          <w:rFonts w:ascii="Courier New" w:hAnsi="Courier New" w:cs="Courier New"/>
+        </w:rPr>
+      </w:pPr>
+    </w:p>
+    <w:p>
+      <w:pPr>
+        <w:pStyle w:val="NoSpacing"/>
+        <w:ind w:left="1440"/>
+        <w:rPr>
+          <w:rFonts w:ascii="Courier New" w:hAnsi="Courier New" w:cs="Courier New"/>
+          <w:i/>
+        </w:rPr>
+      </w:pPr>
+      <w:proofErr w:type="spellStart"/>
       <w:proofErr w:type="gramStart"/>
       <w:r>
         <w:rPr>
-          <w:rFonts w:cs="Courier New"/>
-        </w:rPr>
-        <w:t>index,</w:t>
+          <w:rFonts w:ascii="Courier New" w:hAnsi="Courier New" w:cs="Courier New"/>
+          <w:i/>
+        </w:rPr>
+        <w:t>Row,Col</w:t>
       </w:r>
       <w:proofErr w:type="gramEnd"/>
       <w:r>
         <w:rPr>
-          <w:rFonts w:cs="Courier New"/>
-        </w:rPr>
-        <w:t xml:space="preserve"> this is the group number the data will be applied to.</w:t>
-      </w:r>
-      <w:r>
-        <w:rPr>
-          <w:rFonts w:cs="Courier New"/>
-        </w:rPr>
-        <w:t xml:space="preserve"> In </w:t>
+          <w:rFonts w:ascii="Courier New" w:hAnsi="Courier New" w:cs="Courier New"/>
+          <w:i/>
+        </w:rPr>
+        <w:t>,GroupID,Date</w:t>
+      </w:r>
+      <w:proofErr w:type="spellEnd"/>
+      <w:r>
+        <w:rPr>
+          <w:rFonts w:ascii="Courier New" w:hAnsi="Courier New" w:cs="Courier New"/>
+          <w:i/>
+        </w:rPr>
+        <w:t>(</w:t>
       </w:r>
       <w:proofErr w:type="spellStart"/>
       <w:r>
         <w:rPr>
-          <w:rFonts w:cs="Courier New"/>
-        </w:rPr>
-        <w:t>Ecotracer</w:t>
+          <w:rFonts w:ascii="Courier New" w:hAnsi="Courier New" w:cs="Courier New"/>
+          <w:i/>
+        </w:rPr>
+        <w:t>yyyy</w:t>
       </w:r>
       <w:proofErr w:type="spellEnd"/>
       <w:r>
         <w:rPr>
-          <w:rFonts w:cs="Courier New"/>
-        </w:rPr>
-        <w:t xml:space="preserve"> the environmental concentrations are stored in the zero </w:t>
-      </w:r>
-      <w:proofErr w:type="gramStart"/>
-      <w:r>
-        <w:rPr>
-          <w:rFonts w:cs="Courier New"/>
-        </w:rPr>
-        <w:t>index</w:t>
-      </w:r>
-      <w:proofErr w:type="gramEnd"/>
-      <w:r>
-        <w:rPr>
-          <w:rFonts w:cs="Courier New"/>
-        </w:rPr>
-        <w:t>, to drive these data use a zero in the group index column.</w:t>
-      </w:r>
-    </w:p>
-    <w:p>
-      <w:pPr>
-        <w:pStyle w:val="NoSpacing"/>
-        <w:ind w:left="720"/>
-        <w:rPr>
-          <w:rFonts w:cs="Courier New"/>
-        </w:rPr>
-      </w:pPr>
-    </w:p>
-    <w:p>
-      <w:pPr>
-        <w:pStyle w:val="NoSpacing"/>
-        <w:ind w:left="720"/>
-        <w:rPr>
-          <w:rFonts w:cs="Courier New"/>
-        </w:rPr>
-      </w:pPr>
-      <w:r>
-        <w:rPr>
-          <w:rFonts w:cs="Courier New"/>
-        </w:rPr>
-        <w:t>Column four contains the date of the record in the international date form</w:t>
-      </w:r>
-      <w:r>
-        <w:rPr>
-          <w:rFonts w:cs="Courier New"/>
-        </w:rPr>
-        <w:t>at of “</w:t>
+          <w:rFonts w:ascii="Courier New" w:hAnsi="Courier New" w:cs="Courier New"/>
+          <w:i/>
+        </w:rPr>
+        <w:t>-MM-</w:t>
       </w:r>
       <w:proofErr w:type="spellStart"/>
       <w:r>
         <w:rPr>
-          <w:rFonts w:cs="Courier New"/>
-        </w:rPr>
-        <w:t>yyyy</w:t>
+          <w:rFonts w:ascii="Courier New" w:hAnsi="Courier New" w:cs="Courier New"/>
+          <w:i/>
+        </w:rPr>
+        <w:t>dd</w:t>
       </w:r>
       <w:proofErr w:type="spellEnd"/>
       <w:r>
         <w:rPr>
-          <w:rFonts w:cs="Courier New"/>
-        </w:rPr>
-        <w:t>-MM</w:t>
-      </w:r>
-      <w:r>
-        <w:rPr>
-          <w:rFonts w:cs="Courier New"/>
-        </w:rPr>
-        <w:t>-</w:t>
+          <w:rFonts w:ascii="Courier New" w:hAnsi="Courier New" w:cs="Courier New"/>
+          <w:i/>
+        </w:rPr>
+        <w:t>),</w:t>
       </w:r>
       <w:proofErr w:type="spellStart"/>
       <w:r>
         <w:rPr>
-          <w:rFonts w:cs="Courier New"/>
-        </w:rPr>
-        <w:t>dd</w:t>
+          <w:rFonts w:ascii="Courier New" w:hAnsi="Courier New" w:cs="Courier New"/>
+          <w:i/>
+        </w:rPr>
+        <w:t>ObservedValue</w:t>
       </w:r>
       <w:proofErr w:type="spellEnd"/>
-      <w:r>
-        <w:rPr>
-          <w:rFonts w:cs="Courier New"/>
-        </w:rPr>
-        <w:t>”, for example 2000-12-</w:t>
-      </w:r>
-      <w:r>
-        <w:rPr>
-          <w:rFonts w:cs="Courier New"/>
-        </w:rPr>
-        <w:t>01</w:t>
-      </w:r>
-      <w:r>
-        <w:rPr>
-          <w:rFonts w:cs="Courier New"/>
-        </w:rPr>
-        <w:t>, 2001-01-01.</w:t>
-      </w:r>
-      <w:r>
-        <w:rPr>
-          <w:rFonts w:cs="Courier New"/>
-        </w:rPr>
-        <w:t xml:space="preserve"> The day portion of the time stamp is ignored but must be present as -01 for the date to be recognized correctly.</w:t>
-      </w:r>
-      <w:r>
-        <w:rPr>
-          <w:rFonts w:cs="Courier New"/>
-        </w:rPr>
-        <w:t xml:space="preserve"> If the date is in any other format it may not b</w:t>
-      </w:r>
-      <w:r>
-        <w:rPr>
-          <w:rFonts w:cs="Courier New"/>
-        </w:rPr>
-        <w:t>e recognize</w:t>
-      </w:r>
-      <w:r>
-        <w:rPr>
-          <w:rFonts w:cs="Courier New"/>
-        </w:rPr>
-        <w:t>d</w:t>
-      </w:r>
-      <w:r>
-        <w:rPr>
-          <w:rFonts w:cs="Courier New"/>
-        </w:rPr>
-        <w:t>.</w:t>
-      </w:r>
-      <w:r>
-        <w:rPr>
-          <w:rFonts w:cs="Courier New"/>
-        </w:rPr>
-        <w:t xml:space="preserve"> If you are using Excel to format the data make sure you set th</w:t>
-      </w:r>
-      <w:r>
-        <w:rPr>
-          <w:rFonts w:cs="Courier New"/>
-        </w:rPr>
-        <w:t>e custom date format to “</w:t>
-      </w:r>
-      <w:proofErr w:type="spellStart"/>
-      <w:r>
-        <w:rPr>
-          <w:rFonts w:cs="Courier New"/>
-        </w:rPr>
-        <w:t>yyyy</w:t>
-      </w:r>
-      <w:proofErr w:type="spellEnd"/>
-      <w:r>
-        <w:rPr>
-          <w:rFonts w:cs="Courier New"/>
-        </w:rPr>
-        <w:t>-MM</w:t>
-      </w:r>
-      <w:r>
-        <w:rPr>
-          <w:rFonts w:cs="Courier New"/>
-        </w:rPr>
-        <w:t>-</w:t>
-      </w:r>
-      <w:proofErr w:type="spellStart"/>
-      <w:r>
-        <w:rPr>
-          <w:rFonts w:cs="Courier New"/>
-        </w:rPr>
-        <w:t>dd</w:t>
-      </w:r>
-      <w:proofErr w:type="spellEnd"/>
-      <w:r>
-        <w:rPr>
-          <w:rFonts w:cs="Courier New"/>
-        </w:rPr>
-        <w:t>” before saving to .csv.</w:t>
-      </w:r>
-      <w:r>
-        <w:rPr>
-          <w:rFonts w:cs="Courier New"/>
-        </w:rPr>
-        <w:t xml:space="preserve"> Ecospace calculates the model time step date based on the </w:t>
-      </w:r>
-      <w:proofErr w:type="spellStart"/>
-      <w:r>
-        <w:rPr>
-          <w:rFonts w:cs="Courier New"/>
-        </w:rPr>
-        <w:t>Ecopath</w:t>
-      </w:r>
-      <w:proofErr w:type="spellEnd"/>
-      <w:r>
-        <w:rPr>
-          <w:rFonts w:cs="Courier New"/>
-        </w:rPr>
-        <w:t xml:space="preserve"> </w:t>
-      </w:r>
-      <w:r>
-        <w:rPr>
-          <w:rFonts w:cs="Courier New"/>
-          <w:b/>
-        </w:rPr>
-        <w:t>Model year</w:t>
-      </w:r>
-      <w:r>
-        <w:rPr>
-          <w:rFonts w:cs="Courier New"/>
-        </w:rPr>
-        <w:t xml:space="preserve">, from the </w:t>
-      </w:r>
-      <w:proofErr w:type="spellStart"/>
-      <w:r>
-        <w:rPr>
-          <w:rFonts w:cs="Courier New"/>
-        </w:rPr>
-        <w:t>Ecopath</w:t>
-      </w:r>
-      <w:proofErr w:type="spellEnd"/>
-      <w:r>
-        <w:rPr>
-          <w:rFonts w:cs="Courier New"/>
-        </w:rPr>
-        <w:t xml:space="preserve"> </w:t>
-      </w:r>
-      <w:bookmarkStart w:id="0" w:name="_GoBack"/>
-      <w:r>
-        <w:rPr>
-          <w:rFonts w:cs="Courier New"/>
-          <w:b/>
-        </w:rPr>
-        <w:t>Model parameters</w:t>
-      </w:r>
-      <w:bookmarkEnd w:id="0"/>
-      <w:r>
-        <w:rPr>
-          <w:rFonts w:cs="Courier New"/>
-        </w:rPr>
-        <w:t xml:space="preserve"> page, the number of time steps (/year), from the Ecospace parameters page, and the current model time step.</w:t>
-      </w:r>
-    </w:p>
-    <w:p>
-      <w:pPr>
-        <w:pStyle w:val="NoSpacing"/>
-        <w:ind w:left="720"/>
-        <w:rPr>
-          <w:rFonts w:cs="Courier New"/>
-        </w:rPr>
-      </w:pPr>
-    </w:p>
-    <w:p>
-      <w:pPr>
-        <w:pStyle w:val="NoSpacing"/>
-        <w:ind w:left="720"/>
-        <w:rPr>
-          <w:rFonts w:cs="Courier New"/>
-          <w:sz w:val="18"/>
-        </w:rPr>
-      </w:pPr>
-      <w:r>
-        <w:rPr>
-          <w:rFonts w:cs="Courier New"/>
-        </w:rPr>
-        <w:t xml:space="preserve">Column five contains the </w:t>
-      </w:r>
-      <w:r>
-        <w:rPr>
-          <w:rFonts w:cs="Courier New"/>
-        </w:rPr>
-        <w:t>contaminant concentrations</w:t>
-      </w:r>
-      <w:r>
-        <w:rPr>
-          <w:rFonts w:cs="Courier New"/>
-        </w:rPr>
-        <w:t>.</w:t>
-      </w:r>
-      <w:r>
-        <w:rPr>
-          <w:rFonts w:cs="Courier New"/>
-          <w:sz w:val="18"/>
-        </w:rPr>
-        <w:t xml:space="preserve"> </w:t>
-      </w:r>
-    </w:p>
-    <w:p>
-      <w:pPr>
-        <w:pStyle w:val="NoSpacing"/>
-        <w:rPr>
-          <w:rFonts w:cs="Courier New"/>
-          <w:sz w:val="18"/>
-        </w:rPr>
-      </w:pPr>
-    </w:p>
-    <w:p>
-      <w:pPr>
-        <w:pStyle w:val="NoSpacing"/>
-        <w:rPr>
-          <w:rFonts w:cs="Courier New"/>
-          <w:sz w:val="18"/>
-        </w:rPr>
-      </w:pPr>
-    </w:p>
-    <w:p>
-      <w:pPr>
-        <w:pStyle w:val="NoSpacing"/>
-        <w:ind w:left="720"/>
-        <w:rPr>
-          <w:rFonts w:cs="Courier New"/>
-        </w:rPr>
-      </w:pPr>
-      <w:r>
-        <w:rPr>
-          <w:rFonts w:cs="Courier New"/>
-        </w:rPr>
-        <w:t>Example file format</w:t>
-      </w:r>
-    </w:p>
-    <w:p>
-      <w:pPr>
-        <w:pStyle w:val="NoSpacing"/>
-        <w:ind w:left="2160"/>
-        <w:rPr>
-          <w:rFonts w:ascii="Courier New" w:hAnsi="Courier New" w:cs="Courier New"/>
-        </w:rPr>
-      </w:pPr>
     </w:p>
     <w:p>
       <w:pPr>
@@ -1649,72 +1701,81 @@
           <w:i/>
         </w:rPr>
       </w:pPr>
-      <w:proofErr w:type="spellStart"/>
       <w:r>
         <w:rPr>
           <w:rFonts w:ascii="Courier New" w:hAnsi="Courier New" w:cs="Courier New"/>
           <w:i/>
         </w:rPr>
-        <w:t>Row</w:t>
-      </w:r>
-      <w:proofErr w:type="gramStart"/>
-      <w:r>
+        <w:t>5,5,1,2000-01-01,0.003981269</w:t>
+      </w:r>
+    </w:p>
+    <w:p>
+      <w:pPr>
+        <w:pStyle w:val="NoSpacing"/>
+        <w:ind w:left="1440"/>
         <w:rPr>
           <w:rFonts w:ascii="Courier New" w:hAnsi="Courier New" w:cs="Courier New"/>
           <w:i/>
         </w:rPr>
-        <w:t>,Col,GroupID,Date</w:t>
-      </w:r>
-      <w:proofErr w:type="spellEnd"/>
-      <w:proofErr w:type="gramEnd"/>
+      </w:pPr>
       <w:r>
         <w:rPr>
           <w:rFonts w:ascii="Courier New" w:hAnsi="Courier New" w:cs="Courier New"/>
           <w:i/>
         </w:rPr>
-        <w:t>(</w:t>
-      </w:r>
-      <w:proofErr w:type="spellStart"/>
-      <w:r>
+        <w:t>5,5,1,2000-02-01,0.00360784</w:t>
+      </w:r>
+    </w:p>
+    <w:p>
+      <w:pPr>
+        <w:pStyle w:val="NoSpacing"/>
+        <w:ind w:left="1440"/>
         <w:rPr>
           <w:rFonts w:ascii="Courier New" w:hAnsi="Courier New" w:cs="Courier New"/>
           <w:i/>
         </w:rPr>
-        <w:t>yyyy</w:t>
-      </w:r>
-      <w:proofErr w:type="spellEnd"/>
+      </w:pPr>
       <w:r>
         <w:rPr>
           <w:rFonts w:ascii="Courier New" w:hAnsi="Courier New" w:cs="Courier New"/>
           <w:i/>
         </w:rPr>
-        <w:t>-MM-</w:t>
-      </w:r>
-      <w:proofErr w:type="spellStart"/>
-      <w:r>
+        <w:t>5,5,1,2000-03-01,0.00352945</w:t>
+      </w:r>
+    </w:p>
+    <w:p>
+      <w:pPr>
+        <w:pStyle w:val="NoSpacing"/>
+        <w:ind w:left="1440"/>
         <w:rPr>
           <w:rFonts w:ascii="Courier New" w:hAnsi="Courier New" w:cs="Courier New"/>
           <w:i/>
         </w:rPr>
-        <w:t>dd</w:t>
-      </w:r>
-      <w:proofErr w:type="spellEnd"/>
+      </w:pPr>
       <w:r>
         <w:rPr>
           <w:rFonts w:ascii="Courier New" w:hAnsi="Courier New" w:cs="Courier New"/>
           <w:i/>
         </w:rPr>
-        <w:t>),</w:t>
-      </w:r>
-      <w:proofErr w:type="spellStart"/>
-      <w:r>
+        <w:t>5,5,1,2000-04-01,0.003449183</w:t>
+      </w:r>
+    </w:p>
+    <w:p>
+      <w:pPr>
+        <w:pStyle w:val="NoSpacing"/>
+        <w:ind w:left="1440"/>
         <w:rPr>
           <w:rFonts w:ascii="Courier New" w:hAnsi="Courier New" w:cs="Courier New"/>
           <w:i/>
         </w:rPr>
-        <w:t>ObservedValue</w:t>
-      </w:r>
-      <w:proofErr w:type="spellEnd"/>
+      </w:pPr>
+      <w:r>
+        <w:rPr>
+          <w:rFonts w:ascii="Courier New" w:hAnsi="Courier New" w:cs="Courier New"/>
+          <w:i/>
+        </w:rPr>
+        <w:t>5,5,1,2000-05-01,0.002551451</w:t>
+      </w:r>
     </w:p>
     <w:p>
       <w:pPr>
@@ -1730,23 +1791,24 @@
           <w:rFonts w:ascii="Courier New" w:hAnsi="Courier New" w:cs="Courier New"/>
           <w:i/>
         </w:rPr>
-        <w:t>5</w:t>
-      </w:r>
-      <w:proofErr w:type="gramStart"/>
-      <w:r>
+        <w:t>5,5,1,2000-06-01,0.002687412</w:t>
+      </w:r>
+    </w:p>
+    <w:p>
+      <w:pPr>
+        <w:pStyle w:val="NoSpacing"/>
+        <w:ind w:left="1440"/>
         <w:rPr>
           <w:rFonts w:ascii="Courier New" w:hAnsi="Courier New" w:cs="Courier New"/>
           <w:i/>
         </w:rPr>
-        <w:t>,5,1,2000</w:t>
-      </w:r>
-      <w:proofErr w:type="gramEnd"/>
+      </w:pPr>
       <w:r>
         <w:rPr>
           <w:rFonts w:ascii="Courier New" w:hAnsi="Courier New" w:cs="Courier New"/>
           <w:i/>
         </w:rPr>
-        <w:t>-01-01,0.003981269</w:t>
+        <w:t>5,5,1,2000-07-01,0.001394481</w:t>
       </w:r>
     </w:p>
     <w:p>
@@ -1763,221 +1825,7 @@
           <w:rFonts w:ascii="Courier New" w:hAnsi="Courier New" w:cs="Courier New"/>
           <w:i/>
         </w:rPr>
-        <w:t>5</w:t>
-      </w:r>
-      <w:proofErr w:type="gramStart"/>
-      <w:r>
-        <w:rPr>
-          <w:rFonts w:ascii="Courier New" w:hAnsi="Courier New" w:cs="Courier New"/>
-          <w:i/>
-        </w:rPr>
-        <w:t>,5,1,2000</w:t>
-      </w:r>
-      <w:proofErr w:type="gramEnd"/>
-      <w:r>
-        <w:rPr>
-          <w:rFonts w:ascii="Courier New" w:hAnsi="Courier New" w:cs="Courier New"/>
-          <w:i/>
-        </w:rPr>
-        <w:t>-02-01,0.00360784</w:t>
-      </w:r>
-    </w:p>
-    <w:p>
-      <w:pPr>
-        <w:pStyle w:val="NoSpacing"/>
-        <w:ind w:left="1440"/>
-        <w:rPr>
-          <w:rFonts w:ascii="Courier New" w:hAnsi="Courier New" w:cs="Courier New"/>
-          <w:i/>
-        </w:rPr>
-      </w:pPr>
-      <w:r>
-        <w:rPr>
-          <w:rFonts w:ascii="Courier New" w:hAnsi="Courier New" w:cs="Courier New"/>
-          <w:i/>
-        </w:rPr>
-        <w:t>5</w:t>
-      </w:r>
-      <w:proofErr w:type="gramStart"/>
-      <w:r>
-        <w:rPr>
-          <w:rFonts w:ascii="Courier New" w:hAnsi="Courier New" w:cs="Courier New"/>
-          <w:i/>
-        </w:rPr>
-        <w:t>,5,1,2000</w:t>
-      </w:r>
-      <w:proofErr w:type="gramEnd"/>
-      <w:r>
-        <w:rPr>
-          <w:rFonts w:ascii="Courier New" w:hAnsi="Courier New" w:cs="Courier New"/>
-          <w:i/>
-        </w:rPr>
-        <w:t>-03-01,0.00352945</w:t>
-      </w:r>
-    </w:p>
-    <w:p>
-      <w:pPr>
-        <w:pStyle w:val="NoSpacing"/>
-        <w:ind w:left="1440"/>
-        <w:rPr>
-          <w:rFonts w:ascii="Courier New" w:hAnsi="Courier New" w:cs="Courier New"/>
-          <w:i/>
-        </w:rPr>
-      </w:pPr>
-      <w:r>
-        <w:rPr>
-          <w:rFonts w:ascii="Courier New" w:hAnsi="Courier New" w:cs="Courier New"/>
-          <w:i/>
-        </w:rPr>
-        <w:t>5</w:t>
-      </w:r>
-      <w:proofErr w:type="gramStart"/>
-      <w:r>
-        <w:rPr>
-          <w:rFonts w:ascii="Courier New" w:hAnsi="Courier New" w:cs="Courier New"/>
-          <w:i/>
-        </w:rPr>
-        <w:t>,5,1,2000</w:t>
-      </w:r>
-      <w:proofErr w:type="gramEnd"/>
-      <w:r>
-        <w:rPr>
-          <w:rFonts w:ascii="Courier New" w:hAnsi="Courier New" w:cs="Courier New"/>
-          <w:i/>
-        </w:rPr>
-        <w:t>-04-01,0.003449183</w:t>
-      </w:r>
-    </w:p>
-    <w:p>
-      <w:pPr>
-        <w:pStyle w:val="NoSpacing"/>
-        <w:ind w:left="1440"/>
-        <w:rPr>
-          <w:rFonts w:ascii="Courier New" w:hAnsi="Courier New" w:cs="Courier New"/>
-          <w:i/>
-        </w:rPr>
-      </w:pPr>
-      <w:r>
-        <w:rPr>
-          <w:rFonts w:ascii="Courier New" w:hAnsi="Courier New" w:cs="Courier New"/>
-          <w:i/>
-        </w:rPr>
-        <w:t>5</w:t>
-      </w:r>
-      <w:proofErr w:type="gramStart"/>
-      <w:r>
-        <w:rPr>
-          <w:rFonts w:ascii="Courier New" w:hAnsi="Courier New" w:cs="Courier New"/>
-          <w:i/>
-        </w:rPr>
-        <w:t>,5,1,2000</w:t>
-      </w:r>
-      <w:proofErr w:type="gramEnd"/>
-      <w:r>
-        <w:rPr>
-          <w:rFonts w:ascii="Courier New" w:hAnsi="Courier New" w:cs="Courier New"/>
-          <w:i/>
-        </w:rPr>
-        <w:t>-05-01,0.002551451</w:t>
-      </w:r>
-    </w:p>
-    <w:p>
-      <w:pPr>
-        <w:pStyle w:val="NoSpacing"/>
-        <w:ind w:left="1440"/>
-        <w:rPr>
-          <w:rFonts w:ascii="Courier New" w:hAnsi="Courier New" w:cs="Courier New"/>
-          <w:i/>
-        </w:rPr>
-      </w:pPr>
-      <w:r>
-        <w:rPr>
-          <w:rFonts w:ascii="Courier New" w:hAnsi="Courier New" w:cs="Courier New"/>
-          <w:i/>
-        </w:rPr>
-        <w:t>5</w:t>
-      </w:r>
-      <w:proofErr w:type="gramStart"/>
-      <w:r>
-        <w:rPr>
-          <w:rFonts w:ascii="Courier New" w:hAnsi="Courier New" w:cs="Courier New"/>
-          <w:i/>
-        </w:rPr>
-        <w:t>,5,1,2000</w:t>
-      </w:r>
-      <w:proofErr w:type="gramEnd"/>
-      <w:r>
-        <w:rPr>
-          <w:rFonts w:ascii="Courier New" w:hAnsi="Courier New" w:cs="Courier New"/>
-          <w:i/>
-        </w:rPr>
-        <w:t>-06-01,0.002687412</w:t>
-      </w:r>
-    </w:p>
-    <w:p>
-      <w:pPr>
-        <w:pStyle w:val="NoSpacing"/>
-        <w:ind w:left="1440"/>
-        <w:rPr>
-          <w:rFonts w:ascii="Courier New" w:hAnsi="Courier New" w:cs="Courier New"/>
-          <w:i/>
-        </w:rPr>
-      </w:pPr>
-      <w:r>
-        <w:rPr>
-          <w:rFonts w:ascii="Courier New" w:hAnsi="Courier New" w:cs="Courier New"/>
-          <w:i/>
-        </w:rPr>
-        <w:t>5</w:t>
-      </w:r>
-      <w:proofErr w:type="gramStart"/>
-      <w:r>
-        <w:rPr>
-          <w:rFonts w:ascii="Courier New" w:hAnsi="Courier New" w:cs="Courier New"/>
-          <w:i/>
-        </w:rPr>
-        <w:t>,5,1,2000</w:t>
-      </w:r>
-      <w:proofErr w:type="gramEnd"/>
-      <w:r>
-        <w:rPr>
-          <w:rFonts w:ascii="Courier New" w:hAnsi="Courier New" w:cs="Courier New"/>
-          <w:i/>
-        </w:rPr>
-        <w:t>-07-01,0.001394481</w:t>
-      </w:r>
-    </w:p>
-    <w:p>
-      <w:pPr>
-        <w:pStyle w:val="NoSpacing"/>
-        <w:ind w:left="1440"/>
-        <w:rPr>
-          <w:rFonts w:ascii="Courier New" w:hAnsi="Courier New" w:cs="Courier New"/>
-          <w:i/>
-        </w:rPr>
-      </w:pPr>
-      <w:r>
-        <w:rPr>
-          <w:rFonts w:ascii="Courier New" w:hAnsi="Courier New" w:cs="Courier New"/>
-          <w:i/>
-        </w:rPr>
-        <w:t>5</w:t>
-      </w:r>
-      <w:proofErr w:type="gramStart"/>
-      <w:r>
-        <w:rPr>
-          <w:rFonts w:ascii="Courier New" w:hAnsi="Courier New" w:cs="Courier New"/>
-          <w:i/>
-        </w:rPr>
-        <w:t>,5,1,2000</w:t>
-      </w:r>
-      <w:proofErr w:type="gramEnd"/>
-      <w:r>
-        <w:rPr>
-          <w:rFonts w:ascii="Courier New" w:hAnsi="Courier New" w:cs="Courier New"/>
-          <w:i/>
-        </w:rPr>
-        <w:t>-08-01,0.001002992</w:t>
+        <w:t>5,5,1,2000-08-01,0.001002992</w:t>
       </w:r>
     </w:p>
     <w:p>
@@ -2007,7 +1855,7 @@
 </file>
 
 <file path=word/styles.xml><?xml version="1.0" encoding="utf-8"?>
-<w:styles xmlns:mc="http://schemas.openxmlformats.org/markup-compatibility/2006" xmlns:r="http://schemas.openxmlformats.org/officeDocument/2006/relationships" xmlns:w="http://schemas.openxmlformats.org/wordprocessingml/2006/main" xmlns:w14="http://schemas.microsoft.com/office/word/2010/wordml" mc:Ignorable="w14">
+<w:styles xmlns:mc="http://schemas.openxmlformats.org/markup-compatibility/2006" xmlns:r="http://schemas.openxmlformats.org/officeDocument/2006/relationships" xmlns:w="http://schemas.openxmlformats.org/wordprocessingml/2006/main" xmlns:w14="http://schemas.microsoft.com/office/word/2010/wordml" xmlns:w15="http://schemas.microsoft.com/office/word/2012/wordml" xmlns:w16cid="http://schemas.microsoft.com/office/word/2016/wordml/cid" xmlns:w16se="http://schemas.microsoft.com/office/word/2015/wordml/symex" mc:Ignorable="w14 w15 w16se w16cid">
   <w:docDefaults>
     <w:rPrDefault>
       <w:rPr>
@@ -2023,383 +1871,382 @@
       </w:pPr>
     </w:pPrDefault>
   </w:docDefaults>
-  <w:latentStyles w:defLockedState="0" w:defUIPriority="99" w:defSemiHidden="1" w:defUnhideWhenUsed="1" w:defQFormat="0" w:count="267">
-    <w:lsdException w:name="Normal" w:semiHidden="0" w:uiPriority="0" w:unhideWhenUsed="0" w:qFormat="1"/>
-    <w:lsdException w:name="heading 1" w:semiHidden="0" w:uiPriority="9" w:unhideWhenUsed="0" w:qFormat="1"/>
-    <w:lsdException w:name="heading 2" w:uiPriority="9" w:qFormat="1"/>
-    <w:lsdException w:name="heading 3" w:uiPriority="9" w:qFormat="1"/>
-    <w:lsdException w:name="heading 4" w:uiPriority="9" w:qFormat="1"/>
-    <w:lsdException w:name="heading 5" w:uiPriority="9" w:qFormat="1"/>
-    <w:lsdException w:name="heading 6" w:uiPriority="9" w:qFormat="1"/>
-    <w:lsdException w:name="heading 7" w:uiPriority="9" w:qFormat="1"/>
-    <w:lsdException w:name="heading 8" w:uiPriority="9" w:qFormat="1"/>
-    <w:lsdException w:name="heading 9" w:uiPriority="9" w:qFormat="1"/>
-    <w:lsdException w:name="toc 1" w:uiPriority="39"/>
-    <w:lsdException w:name="toc 2" w:uiPriority="39"/>
-    <w:lsdException w:name="toc 3" w:uiPriority="39"/>
-    <w:lsdException w:name="toc 4" w:uiPriority="39"/>
-    <w:lsdException w:name="toc 5" w:uiPriority="39"/>
-    <w:lsdException w:name="toc 6" w:uiPriority="39"/>
-    <w:lsdException w:name="toc 7" w:uiPriority="39"/>
-    <w:lsdException w:name="toc 8" w:uiPriority="39"/>
-    <w:lsdException w:name="toc 9" w:uiPriority="39"/>
-    <w:lsdException w:name="caption" w:uiPriority="35" w:qFormat="1"/>
-    <w:lsdException w:name="Title" w:semiHidden="0" w:uiPriority="10" w:unhideWhenUsed="0" w:qFormat="1"/>
-    <w:lsdException w:name="Default Paragraph Font" w:uiPriority="1"/>
-    <w:lsdException w:name="Subtitle" w:semiHidden="0" w:uiPriority="11" w:unhideWhenUsed="0" w:qFormat="1"/>
-    <w:lsdException w:name="Strong" w:semiHidden="0" w:uiPriority="22" w:unhideWhenUsed="0" w:qFormat="1"/>
-    <w:lsdException w:name="Emphasis" w:semiHidden="0" w:uiPriority="20" w:unhideWhenUsed="0" w:qFormat="1"/>
-    <w:lsdException w:name="Table Grid" w:semiHidden="0" w:uiPriority="59" w:unhideWhenUsed="0"/>
-    <w:lsdException w:name="Placeholder Text" w:unhideWhenUsed="0"/>
-    <w:lsdException w:name="No Spacing" w:semiHidden="0" w:uiPriority="1" w:unhideWhenUsed="0" w:qFormat="1"/>
-    <w:lsdException w:name="Light Shading" w:semiHidden="0" w:uiPriority="60" w:unhideWhenUsed="0"/>
-    <w:lsdException w:name="Light List" w:semiHidden="0" w:uiPriority="61" w:unhideWhenUsed="0"/>
-    <w:lsdException w:name="Light Grid" w:semiHidden="0" w:uiPriority="62" w:unhideWhenUsed="0"/>
-    <w:lsdException w:name="Medium Shading 1" w:semiHidden="0" w:uiPriority="63" w:unhideWhenUsed="0"/>
-    <w:lsdException w:name="Medium Shading 2" w:semiHidden="0" w:uiPriority="64" w:unhideWhenUsed="0"/>
-    <w:lsdException w:name="Medium List 1" w:semiHidden="0" w:uiPriority="65" w:unhideWhenUsed="0"/>
-    <w:lsdException w:name="Medium List 2" w:semiHidden="0" w:uiPriority="66" w:unhideWhenUsed="0"/>
-    <w:lsdException w:name="Medium Grid 1" w:semiHidden="0" w:uiPriority="67" w:unhideWhenUsed="0"/>
-    <w:lsdException w:name="Medium Grid 2" w:semiHidden="0" w:uiPriority="68" w:unhideWhenUsed="0"/>
-    <w:lsdException w:name="Medium Grid 3" w:semiHidden="0" w:uiPriority="69" w:unhideWhenUsed="0"/>
-    <w:lsdException w:name="Dark List" w:semiHidden="0" w:uiPriority="70" w:unhideWhenUsed="0"/>
-    <w:lsdException w:name="Colorful Shading" w:semiHidden="0" w:uiPriority="71" w:unhideWhenUsed="0"/>
-    <w:lsdException w:name="Colorful List" w:semiHidden="0" w:uiPriority="72" w:unhideWhenUsed="0"/>
-    <w:lsdException w:name="Colorful Grid" w:semiHidden="0" w:uiPriority="73" w:unhideWhenUsed="0"/>
-    <w:lsdException w:name="Light Shading Accent 1" w:semiHidden="0" w:uiPriority="60" w:unhideWhenUsed="0"/>
-    <w:lsdException w:name="Light List Accent 1" w:semiHidden="0" w:uiPriority="61" w:unhideWhenUsed="0"/>
-    <w:lsdException w:name="Light Grid Accent 1" w:semiHidden="0" w:uiPriority="62" w:unhideWhenUsed="0"/>
-    <w:lsdException w:name="Medium Shading 1 Accent 1" w:semiHidden="0" w:uiPriority="63" w:unhideWhenUsed="0"/>
-    <w:lsdException w:name="Medium Shading 2 Accent 1" w:semiHidden="0" w:uiPriority="64" w:unhideWhenUsed="0"/>
-    <w:lsdException w:name="Medium List 1 Accent 1" w:semiHidden="0" w:uiPriority="65" w:unhideWhenUsed="0"/>
-    <w:lsdException w:name="Revision" w:unhideWhenUsed="0"/>
-    <w:lsdException w:name="List Paragraph" w:semiHidden="0" w:uiPriority="34" w:unhideWhenUsed="0" w:qFormat="1"/>
-    <w:lsdException w:name="Quote" w:semiHidden="0" w:uiPriority="29" w:unhideWhenUsed="0" w:qFormat="1"/>
-    <w:lsdException w:name="Intense Quote" w:semiHidden="0" w:uiPriority="30" w:unhideWhenUsed="0" w:qFormat="1"/>
-    <w:lsdException w:name="Medium List 2 Accent 1" w:semiHidden="0" w:uiPriority="66" w:unhideWhenUsed="0"/>
-    <w:lsdException w:name="Medium Grid 1 Accent 1" w:semiHidden="0" w:uiPriority="67" w:unhideWhenUsed="0"/>
-    <w:lsdException w:name="Medium Grid 2 Accent 1" w:semiHidden="0" w:uiPriority="68" w:unhideWhenUsed="0"/>
-    <w:lsdException w:name="Medium Grid 3 Accent 1" w:semiHidden="0" w:uiPriority="69" w:unhideWhenUsed="0"/>
-    <w:lsdException w:name="Dark List Accent 1" w:semiHidden="0" w:uiPriority="70" w:unhideWhenUsed="0"/>
-    <w:lsdException w:name="Colorful Shading Accent 1" w:semiHidden="0" w:uiPriority="71" w:unhideWhenUsed="0"/>
-    <w:lsdException w:name="Colorful List Accent 1" w:semiHidden="0" w:uiPriority="72" w:unhideWhenUsed="0"/>
-    <w:lsdException w:name="Colorful Grid Accent 1" w:semiHidden="0" w:uiPriority="73" w:unhideWhenUsed="0"/>
-    <w:lsdException w:name="Light Shading Accent 2" w:semiHidden="0" w:uiPriority="60" w:unhideWhenUsed="0"/>
-    <w:lsdException w:name="Light List Accent 2" w:semiHidden="0" w:uiPriority="61" w:unhideWhenUsed="0"/>
-    <w:lsdException w:name="Light Grid Accent 2" w:semiHidden="0" w:uiPriority="62" w:unhideWhenUsed="0"/>
-    <w:lsdException w:name="Medium Shading 1 Accent 2" w:semiHidden="0" w:uiPriority="63" w:unhideWhenUsed="0"/>
-    <w:lsdException w:name="Medium Shading 2 Accent 2" w:semiHidden="0" w:uiPriority="64" w:unhideWhenUsed="0"/>
-    <w:lsdException w:name="Medium List 1 Accent 2" w:semiHidden="0" w:uiPriority="65" w:unhideWhenUsed="0"/>
-    <w:lsdException w:name="Medium List 2 Accent 2" w:semiHidden="0" w:uiPriority="66" w:unhideWhenUsed="0"/>
-    <w:lsdException w:name="Medium Grid 1 Accent 2" w:semiHidden="0" w:uiPriority="67" w:unhideWhenUsed="0"/>
-    <w:lsdException w:name="Medium Grid 2 Accent 2" w:semiHidden="0" w:uiPriority="68" w:unhideWhenUsed="0"/>
-    <w:lsdException w:name="Medium Grid 3 Accent 2" w:semiHidden="0" w:uiPriority="69" w:unhideWhenUsed="0"/>
-    <w:lsdException w:name="Dark List Accent 2" w:semiHidden="0" w:uiPriority="70" w:unhideWhenUsed="0"/>
-    <w:lsdException w:name="Colorful Shading Accent 2" w:semiHidden="0" w:uiPriority="71" w:unhideWhenUsed="0"/>
-    <w:lsdException w:name="Colorful List Accent 2" w:semiHidden="0" w:uiPriority="72" w:unhideWhenUsed="0"/>
-    <w:lsdException w:name="Colorful Grid Accent 2" w:semiHidden="0" w:uiPriority="73" w:unhideWhenUsed="0"/>
-    <w:lsdException w:name="Light Shading Accent 3" w:semiHidden="0" w:uiPriority="60" w:unhideWhenUsed="0"/>
-    <w:lsdException w:name="Light List Accent 3" w:semiHidden="0" w:uiPriority="61" w:unhideWhenUsed="0"/>
-    <w:lsdException w:name="Light Grid Accent 3" w:semiHidden="0" w:uiPriority="62" w:unhideWhenUsed="0"/>
-    <w:lsdException w:name="Medium Shading 1 Accent 3" w:semiHidden="0" w:uiPriority="63" w:unhideWhenUsed="0"/>
-    <w:lsdException w:name="Medium Shading 2 Accent 3" w:semiHidden="0" w:uiPriority="64" w:unhideWhenUsed="0"/>
-    <w:lsdException w:name="Medium List 1 Accent 3" w:semiHidden="0" w:uiPriority="65" w:unhideWhenUsed="0"/>
-    <w:lsdException w:name="Medium List 2 Accent 3" w:semiHidden="0" w:uiPriority="66" w:unhideWhenUsed="0"/>
-    <w:lsdException w:name="Medium Grid 1 Accent 3" w:semiHidden="0" w:uiPriority="67" w:unhideWhenUsed="0"/>
-    <w:lsdException w:name="Medium Grid 2 Accent 3" w:semiHidden="0" w:uiPriority="68" w:unhideWhenUsed="0"/>
-    <w:lsdException w:name="Medium Grid 3 Accent 3" w:semiHidden="0" w:uiPriority="69" w:unhideWhenUsed="0"/>
-    <w:lsdException w:name="Dark List Accent 3" w:semiHidden="0" w:uiPriority="70" w:unhideWhenUsed="0"/>
-    <w:lsdException w:name="Colorful Shading Accent 3" w:semiHidden="0" w:uiPriority="71" w:unhideWhenUsed="0"/>
-    <w:lsdException w:name="Colorful List Accent 3" w:semiHidden="0" w:uiPriority="72" w:unhideWhenUsed="0"/>
-    <w:lsdException w:name="Colorful Grid Accent 3" w:semiHidden="0" w:uiPriority="73" w:unhideWhenUsed="0"/>
-    <w:lsdException w:name="Light Shading Accent 4" w:semiHidden="0" w:uiPriority="60" w:unhideWhenUsed="0"/>
-    <w:lsdException w:name="Light List Accent 4" w:semiHidden="0" w:uiPriority="61" w:unhideWhenUsed="0"/>
-    <w:lsdException w:name="Light Grid Accent 4" w:semiHidden="0" w:uiPriority="62" w:unhideWhenUsed="0"/>
-    <w:lsdException w:name="Medium Shading 1 Accent 4" w:semiHidden="0" w:uiPriority="63" w:unhideWhenUsed="0"/>
-    <w:lsdException w:name="Medium Shading 2 Accent 4" w:semiHidden="0" w:uiPriority="64" w:unhideWhenUsed="0"/>
-    <w:lsdException w:name="Medium List 1 Accent 4" w:semiHidden="0" w:uiPriority="65" w:unhideWhenUsed="0"/>
-    <w:lsdException w:name="Medium List 2 Accent 4" w:semiHidden="0" w:uiPriority="66" w:unhideWhenUsed="0"/>
-    <w:lsdException w:name="Medium Grid 1 Accent 4" w:semiHidden="0" w:uiPriority="67" w:unhideWhenUsed="0"/>
-    <w:lsdException w:name="Medium Grid 2 Accent 4" w:semiHidden="0" w:uiPriority="68" w:unhideWhenUsed="0"/>
-    <w:lsdException w:name="Medium Grid 3 Accent 4" w:semiHidden="0" w:uiPriority="69" w:unhideWhenUsed="0"/>
-    <w:lsdException w:name="Dark List Accent 4" w:semiHidden="0" w:uiPriority="70" w:unhideWhenUsed="0"/>
-    <w:lsdException w:name="Colorful Shading Accent 4" w:semiHidden="0" w:uiPriority="71" w:unhideWhenUsed="0"/>
-    <w:lsdException w:name="Colorful List Accent 4" w:semiHidden="0" w:uiPriority="72" w:unhideWhenUsed="0"/>
-    <w:lsdException w:name="Colorful Grid Accent 4" w:semiHidden="0" w:uiPriority="73" w:unhideWhenUsed="0"/>
-    <w:lsdException w:name="Light Shading Accent 5" w:semiHidden="0" w:uiPriority="60" w:unhideWhenUsed="0"/>
-    <w:lsdException w:name="Light List Accent 5" w:semiHidden="0" w:uiPriority="61" w:unhideWhenUsed="0"/>
-    <w:lsdException w:name="Light Grid Accent 5" w:semiHidden="0" w:uiPriority="62" w:unhideWhenUsed="0"/>
-    <w:lsdException w:name="Medium Shading 1 Accent 5" w:semiHidden="0" w:uiPriority="63" w:unhideWhenUsed="0"/>
-    <w:lsdException w:name="Medium Shading 2 Accent 5" w:semiHidden="0" w:uiPriority="64" w:unhideWhenUsed="0"/>
-    <w:lsdException w:name="Medium List 1 Accent 5" w:semiHidden="0" w:uiPriority="65" w:unhideWhenUsed="0"/>
-    <w:lsdException w:name="Medium List 2 Accent 5" w:semiHidden="0" w:uiPriority="66" w:unhideWhenUsed="0"/>
-    <w:lsdException w:name="Medium Grid 1 Accent 5" w:semiHidden="0" w:uiPriority="67" w:unhideWhenUsed="0"/>
-    <w:lsdException w:name="Medium Grid 2 Accent 5" w:semiHidden="0" w:uiPriority="68" w:unhideWhenUsed="0"/>
-    <w:lsdException w:name="Medium Grid 3 Accent 5" w:semiHidden="0" w:uiPriority="69" w:unhideWhenUsed="0"/>
-    <w:lsdException w:name="Dark List Accent 5" w:semiHidden="0" w:uiPriority="70" w:unhideWhenUsed="0"/>
-    <w:lsdException w:name="Colorful Shading Accent 5" w:semiHidden="0" w:uiPriority="71" w:unhideWhenUsed="0"/>
-    <w:lsdException w:name="Colorful List Accent 5" w:semiHidden="0" w:uiPriority="72" w:unhideWhenUsed="0"/>
-    <w:lsdException w:name="Colorful Grid Accent 5" w:semiHidden="0" w:uiPriority="73" w:unhideWhenUsed="0"/>
-    <w:lsdException w:name="Light Shading Accent 6" w:semiHidden="0" w:uiPriority="60" w:unhideWhenUsed="0"/>
-    <w:lsdException w:name="Light List Accent 6" w:semiHidden="0" w:uiPriority="61" w:unhideWhenUsed="0"/>
-    <w:lsdException w:name="Light Grid Accent 6" w:semiHidden="0" w:uiPriority="62" w:unhideWhenUsed="0"/>
-    <w:lsdException w:name="Medium Shading 1 Accent 6" w:semiHidden="0" w:uiPriority="63" w:unhideWhenUsed="0"/>
-    <w:lsdException w:name="Medium Shading 2 Accent 6" w:semiHidden="0" w:uiPriority="64" w:unhideWhenUsed="0"/>
-    <w:lsdException w:name="Medium List 1 Accent 6" w:semiHidden="0" w:uiPriority="65" w:unhideWhenUsed="0"/>
-    <w:lsdException w:name="Medium List 2 Accent 6" w:semiHidden="0" w:uiPriority="66" w:unhideWhenUsed="0"/>
-    <w:lsdException w:name="Medium Grid 1 Accent 6" w:semiHidden="0" w:uiPriority="67" w:unhideWhenUsed="0"/>
-    <w:lsdException w:name="Medium Grid 2 Accent 6" w:semiHidden="0" w:uiPriority="68" w:unhideWhenUsed="0"/>
-    <w:lsdException w:name="Medium Grid 3 Accent 6" w:semiHidden="0" w:uiPriority="69" w:unhideWhenUsed="0"/>
-    <w:lsdException w:name="Dark List Accent 6" w:semiHidden="0" w:uiPriority="70" w:unhideWhenUsed="0"/>
-    <w:lsdException w:name="Colorful Shading Accent 6" w:semiHidden="0" w:uiPriority="71" w:unhideWhenUsed="0"/>
-    <w:lsdException w:name="Colorful List Accent 6" w:semiHidden="0" w:uiPriority="72" w:unhideWhenUsed="0"/>
-    <w:lsdException w:name="Colorful Grid Accent 6" w:semiHidden="0" w:uiPriority="73" w:unhideWhenUsed="0"/>
-    <w:lsdException w:name="Subtle Emphasis" w:semiHidden="0" w:uiPriority="19" w:unhideWhenUsed="0" w:qFormat="1"/>
-    <w:lsdException w:name="Intense Emphasis" w:semiHidden="0" w:uiPriority="21" w:unhideWhenUsed="0" w:qFormat="1"/>
-    <w:lsdException w:name="Subtle Reference" w:semiHidden="0" w:uiPriority="31" w:unhideWhenUsed="0" w:qFormat="1"/>
-    <w:lsdException w:name="Intense Reference" w:semiHidden="0" w:uiPriority="32" w:unhideWhenUsed="0" w:qFormat="1"/>
-    <w:lsdException w:name="Book Title" w:semiHidden="0" w:uiPriority="33" w:unhideWhenUsed="0" w:qFormat="1"/>
-    <w:lsdException w:name="Bibliography" w:uiPriority="37"/>
-    <w:lsdException w:name="TOC Heading" w:uiPriority="39" w:qFormat="1"/>
-  </w:latentStyles>
-  <w:style w:type="paragraph" w:default="1" w:styleId="Normal">
-    <w:name w:val="Normal"/>
-    <w:qFormat/>
-  </w:style>
-  <w:style w:type="character" w:default="1" w:styleId="DefaultParagraphFont">
-    <w:name w:val="Default Paragraph Font"/>
-    <w:uiPriority w:val="1"/>
-    <w:semiHidden/>
-    <w:unhideWhenUsed/>
-  </w:style>
-  <w:style w:type="table" w:default="1" w:styleId="TableNormal">
-    <w:name w:val="Normal Table"/>
-    <w:uiPriority w:val="99"/>
-    <w:semiHidden/>
-    <w:unhideWhenUsed/>
-    <w:tblPr>
-      <w:tblInd w:w="0" w:type="dxa"/>
-      <w:tblCellMar>
-        <w:top w:w="0" w:type="dxa"/>
-        <w:left w:w="108" w:type="dxa"/>
-        <w:bottom w:w="0" w:type="dxa"/>
-        <w:right w:w="108" w:type="dxa"/>
-      </w:tblCellMar>
-    </w:tblPr>
-  </w:style>
-  <w:style w:type="numbering" w:default="1" w:styleId="NoList">
-    <w:name w:val="No List"/>
-    <w:uiPriority w:val="99"/>
-    <w:semiHidden/>
-    <w:unhideWhenUsed/>
-  </w:style>
-  <w:style w:type="paragraph" w:styleId="NoSpacing">
-    <w:name w:val="No Spacing"/>
-    <w:uiPriority w:val="1"/>
-    <w:qFormat/>
-    <w:rsid w:val="007A49D2"/>
-    <w:pPr>
-      <w:spacing w:after="0" w:line="240" w:lineRule="auto"/>
-    </w:pPr>
-  </w:style>
-  <w:style w:type="character" w:styleId="PlaceholderText">
-    <w:name w:val="Placeholder Text"/>
-    <w:basedOn w:val="DefaultParagraphFont"/>
-    <w:uiPriority w:val="99"/>
-    <w:semiHidden/>
-    <w:rsid w:val="00A639FE"/>
-    <w:rPr>
-      <w:color w:val="808080"/>
-    </w:rPr>
-  </w:style>
-  <w:style w:type="paragraph" w:styleId="BalloonText">
-    <w:name w:val="Balloon Text"/>
-    <w:basedOn w:val="Normal"/>
-    <w:link w:val="BalloonTextChar"/>
-    <w:uiPriority w:val="99"/>
-    <w:semiHidden/>
-    <w:unhideWhenUsed/>
-    <w:rsid w:val="00A639FE"/>
-    <w:pPr>
-      <w:spacing w:after="0" w:line="240" w:lineRule="auto"/>
-    </w:pPr>
-    <w:rPr>
-      <w:rFonts w:ascii="Tahoma" w:hAnsi="Tahoma" w:cs="Tahoma"/>
-      <w:sz w:val="16"/>
-      <w:szCs w:val="16"/>
-    </w:rPr>
-  </w:style>
-  <w:style w:type="character" w:customStyle="1" w:styleId="BalloonTextChar">
-    <w:name w:val="Balloon Text Char"/>
-    <w:basedOn w:val="DefaultParagraphFont"/>
-    <w:link w:val="BalloonText"/>
-    <w:uiPriority w:val="99"/>
-    <w:semiHidden/>
-    <w:rsid w:val="00A639FE"/>
-    <w:rPr>
-      <w:rFonts w:ascii="Tahoma" w:hAnsi="Tahoma" w:cs="Tahoma"/>
-      <w:sz w:val="16"/>
-      <w:szCs w:val="16"/>
-    </w:rPr>
-  </w:style>
-</w:styles>
-</file>
-
-<file path=word/stylesWithEffects.xml><?xml version="1.0" encoding="utf-8"?>
-<w:styles xmlns:wpc="http://schemas.microsoft.com/office/word/2010/wordprocessingCanvas" xmlns:mc="http://schemas.openxmlformats.org/markup-compatibility/2006" xmlns:o="urn:schemas-microsoft-com:office:office" xmlns:r="http://schemas.openxmlformats.org/officeDocument/2006/relationships" xmlns:m="http://schemas.openxmlformats.org/officeDocument/2006/math" xmlns:v="urn:schemas-microsoft-com:vml" xmlns:wp14="http://schemas.microsoft.com/office/word/2010/wordprocessingDrawing" xmlns:wp="http://schemas.openxmlformats.org/drawingml/2006/wordprocessingDrawing" xmlns:w10="urn:schemas-microsoft-com:office:word" xmlns:w="http://schemas.openxmlformats.org/wordprocessingml/2006/main" xmlns:w14="http://schemas.microsoft.com/office/word/2010/wordml" xmlns:wpg="http://schemas.microsoft.com/office/word/2010/wordprocessingGroup" xmlns:wpi="http://schemas.microsoft.com/office/word/2010/wordprocessingInk" xmlns:wne="http://schemas.microsoft.com/office/word/2006/wordml" xmlns:wps="http://schemas.microsoft.com/office/word/2010/wordprocessingShape" mc:Ignorable="w14 wp14">
-  <w:docDefaults>
-    <w:rPrDefault>
-      <w:rPr>
-        <w:rFonts w:asciiTheme="minorHAnsi" w:eastAsiaTheme="minorHAnsi" w:hAnsiTheme="minorHAnsi" w:cstheme="minorBidi"/>
-        <w:sz w:val="22"/>
-        <w:szCs w:val="22"/>
-        <w:lang w:val="en-CA" w:eastAsia="en-US" w:bidi="ar-SA"/>
-      </w:rPr>
-    </w:rPrDefault>
-    <w:pPrDefault>
-      <w:pPr>
-        <w:spacing w:after="200" w:line="276" w:lineRule="auto"/>
-      </w:pPr>
-    </w:pPrDefault>
-  </w:docDefaults>
-  <w:latentStyles w:defLockedState="0" w:defUIPriority="99" w:defSemiHidden="1" w:defUnhideWhenUsed="1" w:defQFormat="0" w:count="267">
-    <w:lsdException w:name="Normal" w:semiHidden="0" w:uiPriority="0" w:unhideWhenUsed="0" w:qFormat="1"/>
-    <w:lsdException w:name="heading 1" w:semiHidden="0" w:uiPriority="9" w:unhideWhenUsed="0" w:qFormat="1"/>
-    <w:lsdException w:name="heading 2" w:uiPriority="9" w:qFormat="1"/>
-    <w:lsdException w:name="heading 3" w:uiPriority="9" w:qFormat="1"/>
-    <w:lsdException w:name="heading 4" w:uiPriority="9" w:qFormat="1"/>
-    <w:lsdException w:name="heading 5" w:uiPriority="9" w:qFormat="1"/>
-    <w:lsdException w:name="heading 6" w:uiPriority="9" w:qFormat="1"/>
-    <w:lsdException w:name="heading 7" w:uiPriority="9" w:qFormat="1"/>
-    <w:lsdException w:name="heading 8" w:uiPriority="9" w:qFormat="1"/>
-    <w:lsdException w:name="heading 9" w:uiPriority="9" w:qFormat="1"/>
-    <w:lsdException w:name="toc 1" w:uiPriority="39"/>
-    <w:lsdException w:name="toc 2" w:uiPriority="39"/>
-    <w:lsdException w:name="toc 3" w:uiPriority="39"/>
-    <w:lsdException w:name="toc 4" w:uiPriority="39"/>
-    <w:lsdException w:name="toc 5" w:uiPriority="39"/>
-    <w:lsdException w:name="toc 6" w:uiPriority="39"/>
-    <w:lsdException w:name="toc 7" w:uiPriority="39"/>
-    <w:lsdException w:name="toc 8" w:uiPriority="39"/>
-    <w:lsdException w:name="toc 9" w:uiPriority="39"/>
-    <w:lsdException w:name="caption" w:uiPriority="35" w:qFormat="1"/>
-    <w:lsdException w:name="Title" w:semiHidden="0" w:uiPriority="10" w:unhideWhenUsed="0" w:qFormat="1"/>
-    <w:lsdException w:name="Default Paragraph Font" w:uiPriority="1"/>
-    <w:lsdException w:name="Subtitle" w:semiHidden="0" w:uiPriority="11" w:unhideWhenUsed="0" w:qFormat="1"/>
-    <w:lsdException w:name="Strong" w:semiHidden="0" w:uiPriority="22" w:unhideWhenUsed="0" w:qFormat="1"/>
-    <w:lsdException w:name="Emphasis" w:semiHidden="0" w:uiPriority="20" w:unhideWhenUsed="0" w:qFormat="1"/>
-    <w:lsdException w:name="Table Grid" w:semiHidden="0" w:uiPriority="59" w:unhideWhenUsed="0"/>
-    <w:lsdException w:name="Placeholder Text" w:unhideWhenUsed="0"/>
-    <w:lsdException w:name="No Spacing" w:semiHidden="0" w:uiPriority="1" w:unhideWhenUsed="0" w:qFormat="1"/>
-    <w:lsdException w:name="Light Shading" w:semiHidden="0" w:uiPriority="60" w:unhideWhenUsed="0"/>
-    <w:lsdException w:name="Light List" w:semiHidden="0" w:uiPriority="61" w:unhideWhenUsed="0"/>
-    <w:lsdException w:name="Light Grid" w:semiHidden="0" w:uiPriority="62" w:unhideWhenUsed="0"/>
-    <w:lsdException w:name="Medium Shading 1" w:semiHidden="0" w:uiPriority="63" w:unhideWhenUsed="0"/>
-    <w:lsdException w:name="Medium Shading 2" w:semiHidden="0" w:uiPriority="64" w:unhideWhenUsed="0"/>
-    <w:lsdException w:name="Medium List 1" w:semiHidden="0" w:uiPriority="65" w:unhideWhenUsed="0"/>
-    <w:lsdException w:name="Medium List 2" w:semiHidden="0" w:uiPriority="66" w:unhideWhenUsed="0"/>
-    <w:lsdException w:name="Medium Grid 1" w:semiHidden="0" w:uiPriority="67" w:unhideWhenUsed="0"/>
-    <w:lsdException w:name="Medium Grid 2" w:semiHidden="0" w:uiPriority="68" w:unhideWhenUsed="0"/>
-    <w:lsdException w:name="Medium Grid 3" w:semiHidden="0" w:uiPriority="69" w:unhideWhenUsed="0"/>
-    <w:lsdException w:name="Dark List" w:semiHidden="0" w:uiPriority="70" w:unhideWhenUsed="0"/>
-    <w:lsdException w:name="Colorful Shading" w:semiHidden="0" w:uiPriority="71" w:unhideWhenUsed="0"/>
-    <w:lsdException w:name="Colorful List" w:semiHidden="0" w:uiPriority="72" w:unhideWhenUsed="0"/>
-    <w:lsdException w:name="Colorful Grid" w:semiHidden="0" w:uiPriority="73" w:unhideWhenUsed="0"/>
-    <w:lsdException w:name="Light Shading Accent 1" w:semiHidden="0" w:uiPriority="60" w:unhideWhenUsed="0"/>
-    <w:lsdException w:name="Light List Accent 1" w:semiHidden="0" w:uiPriority="61" w:unhideWhenUsed="0"/>
-    <w:lsdException w:name="Light Grid Accent 1" w:semiHidden="0" w:uiPriority="62" w:unhideWhenUsed="0"/>
-    <w:lsdException w:name="Medium Shading 1 Accent 1" w:semiHidden="0" w:uiPriority="63" w:unhideWhenUsed="0"/>
-    <w:lsdException w:name="Medium Shading 2 Accent 1" w:semiHidden="0" w:uiPriority="64" w:unhideWhenUsed="0"/>
-    <w:lsdException w:name="Medium List 1 Accent 1" w:semiHidden="0" w:uiPriority="65" w:unhideWhenUsed="0"/>
-    <w:lsdException w:name="Revision" w:unhideWhenUsed="0"/>
-    <w:lsdException w:name="List Paragraph" w:semiHidden="0" w:uiPriority="34" w:unhideWhenUsed="0" w:qFormat="1"/>
-    <w:lsdException w:name="Quote" w:semiHidden="0" w:uiPriority="29" w:unhideWhenUsed="0" w:qFormat="1"/>
-    <w:lsdException w:name="Intense Quote" w:semiHidden="0" w:uiPriority="30" w:unhideWhenUsed="0" w:qFormat="1"/>
-    <w:lsdException w:name="Medium List 2 Accent 1" w:semiHidden="0" w:uiPriority="66" w:unhideWhenUsed="0"/>
-    <w:lsdException w:name="Medium Grid 1 Accent 1" w:semiHidden="0" w:uiPriority="67" w:unhideWhenUsed="0"/>
-    <w:lsdException w:name="Medium Grid 2 Accent 1" w:semiHidden="0" w:uiPriority="68" w:unhideWhenUsed="0"/>
-    <w:lsdException w:name="Medium Grid 3 Accent 1" w:semiHidden="0" w:uiPriority="69" w:unhideWhenUsed="0"/>
-    <w:lsdException w:name="Dark List Accent 1" w:semiHidden="0" w:uiPriority="70" w:unhideWhenUsed="0"/>
-    <w:lsdException w:name="Colorful Shading Accent 1" w:semiHidden="0" w:uiPriority="71" w:unhideWhenUsed="0"/>
-    <w:lsdException w:name="Colorful List Accent 1" w:semiHidden="0" w:uiPriority="72" w:unhideWhenUsed="0"/>
-    <w:lsdException w:name="Colorful Grid Accent 1" w:semiHidden="0" w:uiPriority="73" w:unhideWhenUsed="0"/>
-    <w:lsdException w:name="Light Shading Accent 2" w:semiHidden="0" w:uiPriority="60" w:unhideWhenUsed="0"/>
-    <w:lsdException w:name="Light List Accent 2" w:semiHidden="0" w:uiPriority="61" w:unhideWhenUsed="0"/>
-    <w:lsdException w:name="Light Grid Accent 2" w:semiHidden="0" w:uiPriority="62" w:unhideWhenUsed="0"/>
-    <w:lsdException w:name="Medium Shading 1 Accent 2" w:semiHidden="0" w:uiPriority="63" w:unhideWhenUsed="0"/>
-    <w:lsdException w:name="Medium Shading 2 Accent 2" w:semiHidden="0" w:uiPriority="64" w:unhideWhenUsed="0"/>
-    <w:lsdException w:name="Medium List 1 Accent 2" w:semiHidden="0" w:uiPriority="65" w:unhideWhenUsed="0"/>
-    <w:lsdException w:name="Medium List 2 Accent 2" w:semiHidden="0" w:uiPriority="66" w:unhideWhenUsed="0"/>
-    <w:lsdException w:name="Medium Grid 1 Accent 2" w:semiHidden="0" w:uiPriority="67" w:unhideWhenUsed="0"/>
-    <w:lsdException w:name="Medium Grid 2 Accent 2" w:semiHidden="0" w:uiPriority="68" w:unhideWhenUsed="0"/>
-    <w:lsdException w:name="Medium Grid 3 Accent 2" w:semiHidden="0" w:uiPriority="69" w:unhideWhenUsed="0"/>
-    <w:lsdException w:name="Dark List Accent 2" w:semiHidden="0" w:uiPriority="70" w:unhideWhenUsed="0"/>
-    <w:lsdException w:name="Colorful Shading Accent 2" w:semiHidden="0" w:uiPriority="71" w:unhideWhenUsed="0"/>
-    <w:lsdException w:name="Colorful List Accent 2" w:semiHidden="0" w:uiPriority="72" w:unhideWhenUsed="0"/>
-    <w:lsdException w:name="Colorful Grid Accent 2" w:semiHidden="0" w:uiPriority="73" w:unhideWhenUsed="0"/>
-    <w:lsdException w:name="Light Shading Accent 3" w:semiHidden="0" w:uiPriority="60" w:unhideWhenUsed="0"/>
-    <w:lsdException w:name="Light List Accent 3" w:semiHidden="0" w:uiPriority="61" w:unhideWhenUsed="0"/>
-    <w:lsdException w:name="Light Grid Accent 3" w:semiHidden="0" w:uiPriority="62" w:unhideWhenUsed="0"/>
-    <w:lsdException w:name="Medium Shading 1 Accent 3" w:semiHidden="0" w:uiPriority="63" w:unhideWhenUsed="0"/>
-    <w:lsdException w:name="Medium Shading 2 Accent 3" w:semiHidden="0" w:uiPriority="64" w:unhideWhenUsed="0"/>
-    <w:lsdException w:name="Medium List 1 Accent 3" w:semiHidden="0" w:uiPriority="65" w:unhideWhenUsed="0"/>
-    <w:lsdException w:name="Medium List 2 Accent 3" w:semiHidden="0" w:uiPriority="66" w:unhideWhenUsed="0"/>
-    <w:lsdException w:name="Medium Grid 1 Accent 3" w:semiHidden="0" w:uiPriority="67" w:unhideWhenUsed="0"/>
-    <w:lsdException w:name="Medium Grid 2 Accent 3" w:semiHidden="0" w:uiPriority="68" w:unhideWhenUsed="0"/>
-    <w:lsdException w:name="Medium Grid 3 Accent 3" w:semiHidden="0" w:uiPriority="69" w:unhideWhenUsed="0"/>
-    <w:lsdException w:name="Dark List Accent 3" w:semiHidden="0" w:uiPriority="70" w:unhideWhenUsed="0"/>
-    <w:lsdException w:name="Colorful Shading Accent 3" w:semiHidden="0" w:uiPriority="71" w:unhideWhenUsed="0"/>
-    <w:lsdException w:name="Colorful List Accent 3" w:semiHidden="0" w:uiPriority="72" w:unhideWhenUsed="0"/>
-    <w:lsdException w:name="Colorful Grid Accent 3" w:semiHidden="0" w:uiPriority="73" w:unhideWhenUsed="0"/>
-    <w:lsdException w:name="Light Shading Accent 4" w:semiHidden="0" w:uiPriority="60" w:unhideWhenUsed="0"/>
-    <w:lsdException w:name="Light List Accent 4" w:semiHidden="0" w:uiPriority="61" w:unhideWhenUsed="0"/>
-    <w:lsdException w:name="Light Grid Accent 4" w:semiHidden="0" w:uiPriority="62" w:unhideWhenUsed="0"/>
-    <w:lsdException w:name="Medium Shading 1 Accent 4" w:semiHidden="0" w:uiPriority="63" w:unhideWhenUsed="0"/>
-    <w:lsdException w:name="Medium Shading 2 Accent 4" w:semiHidden="0" w:uiPriority="64" w:unhideWhenUsed="0"/>
-    <w:lsdException w:name="Medium List 1 Accent 4" w:semiHidden="0" w:uiPriority="65" w:unhideWhenUsed="0"/>
-    <w:lsdException w:name="Medium List 2 Accent 4" w:semiHidden="0" w:uiPriority="66" w:unhideWhenUsed="0"/>
-    <w:lsdException w:name="Medium Grid 1 Accent 4" w:semiHidden="0" w:uiPriority="67" w:unhideWhenUsed="0"/>
-    <w:lsdException w:name="Medium Grid 2 Accent 4" w:semiHidden="0" w:uiPriority="68" w:unhideWhenUsed="0"/>
-    <w:lsdException w:name="Medium Grid 3 Accent 4" w:semiHidden="0" w:uiPriority="69" w:unhideWhenUsed="0"/>
-    <w:lsdException w:name="Dark List Accent 4" w:semiHidden="0" w:uiPriority="70" w:unhideWhenUsed="0"/>
-    <w:lsdException w:name="Colorful Shading Accent 4" w:semiHidden="0" w:uiPriority="71" w:unhideWhenUsed="0"/>
-    <w:lsdException w:name="Colorful List Accent 4" w:semiHidden="0" w:uiPriority="72" w:unhideWhenUsed="0"/>
-    <w:lsdException w:name="Colorful Grid Accent 4" w:semiHidden="0" w:uiPriority="73" w:unhideWhenUsed="0"/>
-    <w:lsdException w:name="Light Shading Accent 5" w:semiHidden="0" w:uiPriority="60" w:unhideWhenUsed="0"/>
-    <w:lsdException w:name="Light List Accent 5" w:semiHidden="0" w:uiPriority="61" w:unhideWhenUsed="0"/>
-    <w:lsdException w:name="Light Grid Accent 5" w:semiHidden="0" w:uiPriority="62" w:unhideWhenUsed="0"/>
-    <w:lsdException w:name="Medium Shading 1 Accent 5" w:semiHidden="0" w:uiPriority="63" w:unhideWhenUsed="0"/>
-    <w:lsdException w:name="Medium Shading 2 Accent 5" w:semiHidden="0" w:uiPriority="64" w:unhideWhenUsed="0"/>
-    <w:lsdException w:name="Medium List 1 Accent 5" w:semiHidden="0" w:uiPriority="65" w:unhideWhenUsed="0"/>
-    <w:lsdException w:name="Medium List 2 Accent 5" w:semiHidden="0" w:uiPriority="66" w:unhideWhenUsed="0"/>
-    <w:lsdException w:name="Medium Grid 1 Accent 5" w:semiHidden="0" w:uiPriority="67" w:unhideWhenUsed="0"/>
-    <w:lsdException w:name="Medium Grid 2 Accent 5" w:semiHidden="0" w:uiPriority="68" w:unhideWhenUsed="0"/>
-    <w:lsdException w:name="Medium Grid 3 Accent 5" w:semiHidden="0" w:uiPriority="69" w:unhideWhenUsed="0"/>
-    <w:lsdException w:name="Dark List Accent 5" w:semiHidden="0" w:uiPriority="70" w:unhideWhenUsed="0"/>
-    <w:lsdException w:name="Colorful Shading Accent 5" w:semiHidden="0" w:uiPriority="71" w:unhideWhenUsed="0"/>
-    <w:lsdException w:name="Colorful List Accent 5" w:semiHidden="0" w:uiPriority="72" w:unhideWhenUsed="0"/>
-    <w:lsdException w:name="Colorful Grid Accent 5" w:semiHidden="0" w:uiPriority="73" w:unhideWhenUsed="0"/>
-    <w:lsdException w:name="Light Shading Accent 6" w:semiHidden="0" w:uiPriority="60" w:unhideWhenUsed="0"/>
-    <w:lsdException w:name="Light List Accent 6" w:semiHidden="0" w:uiPriority="61" w:unhideWhenUsed="0"/>
-    <w:lsdException w:name="Light Grid Accent 6" w:semiHidden="0" w:uiPriority="62" w:unhideWhenUsed="0"/>
-    <w:lsdException w:name="Medium Shading 1 Accent 6" w:semiHidden="0" w:uiPriority="63" w:unhideWhenUsed="0"/>
-    <w:lsdException w:name="Medium Shading 2 Accent 6" w:semiHidden="0" w:uiPriority="64" w:unhideWhenUsed="0"/>
-    <w:lsdException w:name="Medium List 1 Accent 6" w:semiHidden="0" w:uiPriority="65" w:unhideWhenUsed="0"/>
-    <w:lsdException w:name="Medium List 2 Accent 6" w:semiHidden="0" w:uiPriority="66" w:unhideWhenUsed="0"/>
-    <w:lsdException w:name="Medium Grid 1 Accent 6" w:semiHidden="0" w:uiPriority="67" w:unhideWhenUsed="0"/>
-    <w:lsdException w:name="Medium Grid 2 Accent 6" w:semiHidden="0" w:uiPriority="68" w:unhideWhenUsed="0"/>
-    <w:lsdException w:name="Medium Grid 3 Accent 6" w:semiHidden="0" w:uiPriority="69" w:unhideWhenUsed="0"/>
-    <w:lsdException w:name="Dark List Accent 6" w:semiHidden="0" w:uiPriority="70" w:unhideWhenUsed="0"/>
-    <w:lsdException w:name="Colorful Shading Accent 6" w:semiHidden="0" w:uiPriority="71" w:unhideWhenUsed="0"/>
-    <w:lsdException w:name="Colorful List Accent 6" w:semiHidden="0" w:uiPriority="72" w:unhideWhenUsed="0"/>
-    <w:lsdException w:name="Colorful Grid Accent 6" w:semiHidden="0" w:uiPriority="73" w:unhideWhenUsed="0"/>
-    <w:lsdException w:name="Subtle Emphasis" w:semiHidden="0" w:uiPriority="19" w:unhideWhenUsed="0" w:qFormat="1"/>
-    <w:lsdException w:name="Intense Emphasis" w:semiHidden="0" w:uiPriority="21" w:unhideWhenUsed="0" w:qFormat="1"/>
-    <w:lsdException w:name="Subtle Reference" w:semiHidden="0" w:uiPriority="31" w:unhideWhenUsed="0" w:qFormat="1"/>
-    <w:lsdException w:name="Intense Reference" w:semiHidden="0" w:uiPriority="32" w:unhideWhenUsed="0" w:qFormat="1"/>
-    <w:lsdException w:name="Book Title" w:semiHidden="0" w:uiPriority="33" w:unhideWhenUsed="0" w:qFormat="1"/>
-    <w:lsdException w:name="Bibliography" w:uiPriority="37"/>
-    <w:lsdException w:name="TOC Heading" w:uiPriority="39" w:qFormat="1"/>
+  <w:latentStyles w:defLockedState="0" w:defUIPriority="99" w:defSemiHidden="0" w:defUnhideWhenUsed="0" w:defQFormat="0" w:count="375">
+    <w:lsdException w:name="Normal" w:uiPriority="0" w:qFormat="1"/>
+    <w:lsdException w:name="heading 1" w:uiPriority="9" w:qFormat="1"/>
+    <w:lsdException w:name="heading 2" w:semiHidden="1" w:uiPriority="9" w:unhideWhenUsed="1" w:qFormat="1"/>
+    <w:lsdException w:name="heading 3" w:semiHidden="1" w:uiPriority="9" w:unhideWhenUsed="1" w:qFormat="1"/>
+    <w:lsdException w:name="heading 4" w:semiHidden="1" w:uiPriority="9" w:unhideWhenUsed="1" w:qFormat="1"/>
+    <w:lsdException w:name="heading 5" w:semiHidden="1" w:uiPriority="9" w:unhideWhenUsed="1" w:qFormat="1"/>
+    <w:lsdException w:name="heading 6" w:semiHidden="1" w:uiPriority="9" w:unhideWhenUsed="1" w:qFormat="1"/>
+    <w:lsdException w:name="heading 7" w:semiHidden="1" w:uiPriority="9" w:unhideWhenUsed="1" w:qFormat="1"/>
+    <w:lsdException w:name="heading 8" w:semiHidden="1" w:uiPriority="9" w:unhideWhenUsed="1" w:qFormat="1"/>
+    <w:lsdException w:name="heading 9" w:semiHidden="1" w:uiPriority="9" w:unhideWhenUsed="1" w:qFormat="1"/>
+    <w:lsdException w:name="index 1" w:semiHidden="1" w:unhideWhenUsed="1"/>
+    <w:lsdException w:name="index 2" w:semiHidden="1" w:unhideWhenUsed="1"/>
+    <w:lsdException w:name="index 3" w:semiHidden="1" w:unhideWhenUsed="1"/>
+    <w:lsdException w:name="index 4" w:semiHidden="1" w:unhideWhenUsed="1"/>
+    <w:lsdException w:name="index 5" w:semiHidden="1" w:unhideWhenUsed="1"/>
+    <w:lsdException w:name="index 6" w:semiHidden="1" w:unhideWhenUsed="1"/>
+    <w:lsdException w:name="index 7" w:semiHidden="1" w:unhideWhenUsed="1"/>
+    <w:lsdException w:name="index 8" w:semiHidden="1" w:unhideWhenUsed="1"/>
+    <w:lsdException w:name="index 9" w:semiHidden="1" w:unhideWhenUsed="1"/>
+    <w:lsdException w:name="toc 1" w:semiHidden="1" w:uiPriority="39" w:unhideWhenUsed="1"/>
+    <w:lsdException w:name="toc 2" w:semiHidden="1" w:uiPriority="39" w:unhideWhenUsed="1"/>
+    <w:lsdException w:name="toc 3" w:semiHidden="1" w:uiPriority="39" w:unhideWhenUsed="1"/>
+    <w:lsdException w:name="toc 4" w:semiHidden="1" w:uiPriority="39" w:unhideWhenUsed="1"/>
+    <w:lsdException w:name="toc 5" w:semiHidden="1" w:uiPriority="39" w:unhideWhenUsed="1"/>
+    <w:lsdException w:name="toc 6" w:semiHidden="1" w:uiPriority="39" w:unhideWhenUsed="1"/>
+    <w:lsdException w:name="toc 7" w:semiHidden="1" w:uiPriority="39" w:unhideWhenUsed="1"/>
+    <w:lsdException w:name="toc 8" w:semiHidden="1" w:uiPriority="39" w:unhideWhenUsed="1"/>
+    <w:lsdException w:name="toc 9" w:semiHidden="1" w:uiPriority="39" w:unhideWhenUsed="1"/>
+    <w:lsdException w:name="Normal Indent" w:semiHidden="1" w:unhideWhenUsed="1"/>
+    <w:lsdException w:name="footnote text" w:semiHidden="1" w:unhideWhenUsed="1"/>
+    <w:lsdException w:name="annotation text" w:semiHidden="1" w:unhideWhenUsed="1"/>
+    <w:lsdException w:name="header" w:semiHidden="1" w:unhideWhenUsed="1"/>
+    <w:lsdException w:name="footer" w:semiHidden="1" w:unhideWhenUsed="1"/>
+    <w:lsdException w:name="index heading" w:semiHidden="1" w:unhideWhenUsed="1"/>
+    <w:lsdException w:name="caption" w:semiHidden="1" w:uiPriority="35" w:unhideWhenUsed="1" w:qFormat="1"/>
+    <w:lsdException w:name="table of figures" w:semiHidden="1" w:unhideWhenUsed="1"/>
+    <w:lsdException w:name="envelope address" w:semiHidden="1" w:unhideWhenUsed="1"/>
+    <w:lsdException w:name="envelope return" w:semiHidden="1" w:unhideWhenUsed="1"/>
+    <w:lsdException w:name="footnote reference" w:semiHidden="1" w:unhideWhenUsed="1"/>
+    <w:lsdException w:name="annotation reference" w:semiHidden="1" w:unhideWhenUsed="1"/>
+    <w:lsdException w:name="line number" w:semiHidden="1" w:unhideWhenUsed="1"/>
+    <w:lsdException w:name="page number" w:semiHidden="1" w:unhideWhenUsed="1"/>
+    <w:lsdException w:name="endnote reference" w:semiHidden="1" w:unhideWhenUsed="1"/>
+    <w:lsdException w:name="endnote text" w:semiHidden="1" w:unhideWhenUsed="1"/>
+    <w:lsdException w:name="table of authorities" w:semiHidden="1" w:unhideWhenUsed="1"/>
+    <w:lsdException w:name="macro" w:semiHidden="1" w:unhideWhenUsed="1"/>
+    <w:lsdException w:name="toa heading" w:semiHidden="1" w:unhideWhenUsed="1"/>
+    <w:lsdException w:name="List" w:semiHidden="1" w:unhideWhenUsed="1"/>
+    <w:lsdException w:name="List Bullet" w:semiHidden="1" w:unhideWhenUsed="1"/>
+    <w:lsdException w:name="List Number" w:semiHidden="1" w:unhideWhenUsed="1"/>
+    <w:lsdException w:name="List 2" w:semiHidden="1" w:unhideWhenUsed="1"/>
+    <w:lsdException w:name="List 3" w:semiHidden="1" w:unhideWhenUsed="1"/>
+    <w:lsdException w:name="List 4" w:semiHidden="1" w:unhideWhenUsed="1"/>
+    <w:lsdException w:name="List 5" w:semiHidden="1" w:unhideWhenUsed="1"/>
+    <w:lsdException w:name="List Bullet 2" w:semiHidden="1" w:unhideWhenUsed="1"/>
+    <w:lsdException w:name="List Bullet 3" w:semiHidden="1" w:unhideWhenUsed="1"/>
+    <w:lsdException w:name="List Bullet 4" w:semiHidden="1" w:unhideWhenUsed="1"/>
+    <w:lsdException w:name="List Bullet 5" w:semiHidden="1" w:unhideWhenUsed="1"/>
+    <w:lsdException w:name="List Number 2" w:semiHidden="1" w:unhideWhenUsed="1"/>
+    <w:lsdException w:name="List Number 3" w:semiHidden="1" w:unhideWhenUsed="1"/>
+    <w:lsdException w:name="List Number 4" w:semiHidden="1" w:unhideWhenUsed="1"/>
+    <w:lsdException w:name="List Number 5" w:semiHidden="1" w:unhideWhenUsed="1"/>
+    <w:lsdException w:name="Title" w:uiPriority="10" w:qFormat="1"/>
+    <w:lsdException w:name="Closing" w:semiHidden="1" w:unhideWhenUsed="1"/>
+    <w:lsdException w:name="Signature" w:semiHidden="1" w:unhideWhenUsed="1"/>
+    <w:lsdException w:name="Default Paragraph Font" w:semiHidden="1" w:uiPriority="1" w:unhideWhenUsed="1"/>
+    <w:lsdException w:name="Body Text" w:semiHidden="1" w:unhideWhenUsed="1"/>
+    <w:lsdException w:name="Body Text Indent" w:semiHidden="1" w:unhideWhenUsed="1"/>
+    <w:lsdException w:name="List Continue" w:semiHidden="1" w:unhideWhenUsed="1"/>
+    <w:lsdException w:name="List Continue 2" w:semiHidden="1" w:unhideWhenUsed="1"/>
+    <w:lsdException w:name="List Continue 3" w:semiHidden="1" w:unhideWhenUsed="1"/>
+    <w:lsdException w:name="List Continue 4" w:semiHidden="1" w:unhideWhenUsed="1"/>
+    <w:lsdException w:name="List Continue 5" w:semiHidden="1" w:unhideWhenUsed="1"/>
+    <w:lsdException w:name="Message Header" w:semiHidden="1" w:unhideWhenUsed="1"/>
+    <w:lsdException w:name="Subtitle" w:uiPriority="11" w:qFormat="1"/>
+    <w:lsdException w:name="Salutation" w:semiHidden="1" w:unhideWhenUsed="1"/>
+    <w:lsdException w:name="Date" w:semiHidden="1" w:unhideWhenUsed="1"/>
+    <w:lsdException w:name="Body Text First Indent" w:semiHidden="1" w:unhideWhenUsed="1"/>
+    <w:lsdException w:name="Body Text First Indent 2" w:semiHidden="1" w:unhideWhenUsed="1"/>
+    <w:lsdException w:name="Note Heading" w:semiHidden="1" w:unhideWhenUsed="1"/>
+    <w:lsdException w:name="Body Text 2" w:semiHidden="1" w:unhideWhenUsed="1"/>
+    <w:lsdException w:name="Body Text 3" w:semiHidden="1" w:unhideWhenUsed="1"/>
+    <w:lsdException w:name="Body Text Indent 2" w:semiHidden="1" w:unhideWhenUsed="1"/>
+    <w:lsdException w:name="Body Text Indent 3" w:semiHidden="1" w:unhideWhenUsed="1"/>
+    <w:lsdException w:name="Block Text" w:semiHidden="1" w:unhideWhenUsed="1"/>
+    <w:lsdException w:name="Hyperlink" w:semiHidden="1" w:unhideWhenUsed="1"/>
+    <w:lsdException w:name="FollowedHyperlink" w:semiHidden="1" w:unhideWhenUsed="1"/>
+    <w:lsdException w:name="Strong" w:uiPriority="22" w:qFormat="1"/>
+    <w:lsdException w:name="Emphasis" w:uiPriority="20" w:qFormat="1"/>
+    <w:lsdException w:name="Document Map" w:semiHidden="1" w:unhideWhenUsed="1"/>
+    <w:lsdException w:name="Plain Text" w:semiHidden="1" w:unhideWhenUsed="1"/>
+    <w:lsdException w:name="E-mail Signature" w:semiHidden="1" w:unhideWhenUsed="1"/>
+    <w:lsdException w:name="HTML Top of Form" w:semiHidden="1" w:unhideWhenUsed="1"/>
+    <w:lsdException w:name="HTML Bottom of Form" w:semiHidden="1" w:unhideWhenUsed="1"/>
+    <w:lsdException w:name="Normal (Web)" w:semiHidden="1" w:unhideWhenUsed="1"/>
+    <w:lsdException w:name="HTML Acronym" w:semiHidden="1" w:unhideWhenUsed="1"/>
+    <w:lsdException w:name="HTML Address" w:semiHidden="1" w:unhideWhenUsed="1"/>
+    <w:lsdException w:name="HTML Cite" w:semiHidden="1" w:unhideWhenUsed="1"/>
+    <w:lsdException w:name="HTML Code" w:semiHidden="1" w:unhideWhenUsed="1"/>
+    <w:lsdException w:name="HTML Definition" w:semiHidden="1" w:unhideWhenUsed="1"/>
+    <w:lsdException w:name="HTML Keyboard" w:semiHidden="1" w:unhideWhenUsed="1"/>
+    <w:lsdException w:name="HTML Preformatted" w:semiHidden="1" w:unhideWhenUsed="1"/>
+    <w:lsdException w:name="HTML Sample" w:semiHidden="1" w:unhideWhenUsed="1"/>
+    <w:lsdException w:name="HTML Typewriter" w:semiHidden="1" w:unhideWhenUsed="1"/>
+    <w:lsdException w:name="HTML Variable" w:semiHidden="1" w:unhideWhenUsed="1"/>
+    <w:lsdException w:name="Normal Table" w:semiHidden="1" w:unhideWhenUsed="1"/>
+    <w:lsdException w:name="annotation subject" w:semiHidden="1" w:unhideWhenUsed="1"/>
+    <w:lsdException w:name="No List" w:semiHidden="1" w:unhideWhenUsed="1"/>
+    <w:lsdException w:name="Outline List 1" w:semiHidden="1" w:unhideWhenUsed="1"/>
+    <w:lsdException w:name="Outline List 2" w:semiHidden="1" w:unhideWhenUsed="1"/>
+    <w:lsdException w:name="Outline List 3" w:semiHidden="1" w:unhideWhenUsed="1"/>
+    <w:lsdException w:name="Table Simple 1" w:semiHidden="1" w:unhideWhenUsed="1"/>
+    <w:lsdException w:name="Table Simple 2" w:semiHidden="1" w:unhideWhenUsed="1"/>
+    <w:lsdException w:name="Table Simple 3" w:semiHidden="1" w:unhideWhenUsed="1"/>
+    <w:lsdException w:name="Table Classic 1" w:semiHidden="1" w:unhideWhenUsed="1"/>
+    <w:lsdException w:name="Table Classic 2" w:semiHidden="1" w:unhideWhenUsed="1"/>
+    <w:lsdException w:name="Table Classic 3" w:semiHidden="1" w:unhideWhenUsed="1"/>
+    <w:lsdException w:name="Table Classic 4" w:semiHidden="1" w:unhideWhenUsed="1"/>
+    <w:lsdException w:name="Table Colorful 1" w:semiHidden="1" w:unhideWhenUsed="1"/>
+    <w:lsdException w:name="Table Colorful 2" w:semiHidden="1" w:unhideWhenUsed="1"/>
+    <w:lsdException w:name="Table Colorful 3" w:semiHidden="1" w:unhideWhenUsed="1"/>
+    <w:lsdException w:name="Table Columns 1" w:semiHidden="1" w:unhideWhenUsed="1"/>
+    <w:lsdException w:name="Table Columns 2" w:semiHidden="1" w:unhideWhenUsed="1"/>
+    <w:lsdException w:name="Table Columns 3" w:semiHidden="1" w:unhideWhenUsed="1"/>
+    <w:lsdException w:name="Table Columns 4" w:semiHidden="1" w:unhideWhenUsed="1"/>
+    <w:lsdException w:name="Table Columns 5" w:semiHidden="1" w:unhideWhenUsed="1"/>
+    <w:lsdException w:name="Table Grid 1" w:semiHidden="1" w:unhideWhenUsed="1"/>
+    <w:lsdException w:name="Table Grid 2" w:semiHidden="1" w:unhideWhenUsed="1"/>
+    <w:lsdException w:name="Table Grid 3" w:semiHidden="1" w:unhideWhenUsed="1"/>
+    <w:lsdException w:name="Table Grid 4" w:semiHidden="1" w:unhideWhenUsed="1"/>
+    <w:lsdException w:name="Table Grid 5" w:semiHidden="1" w:unhideWhenUsed="1"/>
+    <w:lsdException w:name="Table Grid 6" w:semiHidden="1" w:unhideWhenUsed="1"/>
+    <w:lsdException w:name="Table Grid 7" w:semiHidden="1" w:unhideWhenUsed="1"/>
+    <w:lsdException w:name="Table Grid 8" w:semiHidden="1" w:unhideWhenUsed="1"/>
+    <w:lsdException w:name="Table List 1" w:semiHidden="1" w:unhideWhenUsed="1"/>
+    <w:lsdException w:name="Table List 2" w:semiHidden="1" w:unhideWhenUsed="1"/>
+    <w:lsdException w:name="Table List 3" w:semiHidden="1" w:unhideWhenUsed="1"/>
+    <w:lsdException w:name="Table List 4" w:semiHidden="1" w:unhideWhenUsed="1"/>
+    <w:lsdException w:name="Table List 5" w:semiHidden="1" w:unhideWhenUsed="1"/>
+    <w:lsdException w:name="Table List 6" w:semiHidden="1" w:unhideWhenUsed="1"/>
+    <w:lsdException w:name="Table List 7" w:semiHidden="1" w:unhideWhenUsed="1"/>
+    <w:lsdException w:name="Table List 8" w:semiHidden="1" w:unhideWhenUsed="1"/>
+    <w:lsdException w:name="Table 3D effects 1" w:semiHidden="1" w:unhideWhenUsed="1"/>
+    <w:lsdException w:name="Table 3D effects 2" w:semiHidden="1" w:unhideWhenUsed="1"/>
+    <w:lsdException w:name="Table 3D effects 3" w:semiHidden="1" w:unhideWhenUsed="1"/>
+    <w:lsdException w:name="Table Contemporary" w:semiHidden="1" w:unhideWhenUsed="1"/>
+    <w:lsdException w:name="Table Elegant" w:semiHidden="1" w:unhideWhenUsed="1"/>
+    <w:lsdException w:name="Table Professional" w:semiHidden="1" w:unhideWhenUsed="1"/>
+    <w:lsdException w:name="Table Subtle 1" w:semiHidden="1" w:unhideWhenUsed="1"/>
+    <w:lsdException w:name="Table Subtle 2" w:semiHidden="1" w:unhideWhenUsed="1"/>
+    <w:lsdException w:name="Table Web 1" w:semiHidden="1" w:unhideWhenUsed="1"/>
+    <w:lsdException w:name="Table Web 2" w:semiHidden="1" w:unhideWhenUsed="1"/>
+    <w:lsdException w:name="Table Web 3" w:semiHidden="1" w:unhideWhenUsed="1"/>
+    <w:lsdException w:name="Balloon Text" w:semiHidden="1" w:unhideWhenUsed="1"/>
+    <w:lsdException w:name="Table Grid" w:semiHidden="1" w:uiPriority="59" w:unhideWhenUsed="1"/>
+    <w:lsdException w:name="Table Theme" w:semiHidden="1" w:unhideWhenUsed="1"/>
+    <w:lsdException w:name="Placeholder Text" w:semiHidden="1"/>
+    <w:lsdException w:name="No Spacing" w:uiPriority="1" w:qFormat="1"/>
+    <w:lsdException w:name="Light Shading" w:uiPriority="60"/>
+    <w:lsdException w:name="Light List" w:uiPriority="61"/>
+    <w:lsdException w:name="Light Grid" w:uiPriority="62"/>
+    <w:lsdException w:name="Medium Shading 1" w:uiPriority="63"/>
+    <w:lsdException w:name="Medium Shading 2" w:uiPriority="64"/>
+    <w:lsdException w:name="Medium List 1" w:uiPriority="65"/>
+    <w:lsdException w:name="Medium List 2" w:uiPriority="66"/>
+    <w:lsdException w:name="Medium Grid 1" w:uiPriority="67"/>
+    <w:lsdException w:name="Medium Grid 2" w:uiPriority="68"/>
+    <w:lsdException w:name="Medium Grid 3" w:uiPriority="69"/>
+    <w:lsdException w:name="Dark List" w:uiPriority="70"/>
+    <w:lsdException w:name="Colorful Shading" w:uiPriority="71"/>
+    <w:lsdException w:name="Colorful List" w:uiPriority="72"/>
+    <w:lsdException w:name="Colorful Grid" w:uiPriority="73"/>
+    <w:lsdException w:name="Light Shading Accent 1" w:uiPriority="60"/>
+    <w:lsdException w:name="Light List Accent 1" w:uiPriority="61"/>
+    <w:lsdException w:name="Light Grid Accent 1" w:uiPriority="62"/>
+    <w:lsdException w:name="Medium Shading 1 Accent 1" w:uiPriority="63"/>
+    <w:lsdException w:name="Medium Shading 2 Accent 1" w:uiPriority="64"/>
+    <w:lsdException w:name="Medium List 1 Accent 1" w:uiPriority="65"/>
+    <w:lsdException w:name="Revision" w:semiHidden="1"/>
+    <w:lsdException w:name="List Paragraph" w:uiPriority="34" w:qFormat="1"/>
+    <w:lsdException w:name="Quote" w:uiPriority="29" w:qFormat="1"/>
+    <w:lsdException w:name="Intense Quote" w:uiPriority="30" w:qFormat="1"/>
+    <w:lsdException w:name="Medium List 2 Accent 1" w:uiPriority="66"/>
+    <w:lsdException w:name="Medium Grid 1 Accent 1" w:uiPriority="67"/>
+    <w:lsdException w:name="Medium Grid 2 Accent 1" w:uiPriority="68"/>
+    <w:lsdException w:name="Medium Grid 3 Accent 1" w:uiPriority="69"/>
+    <w:lsdException w:name="Dark List Accent 1" w:uiPriority="70"/>
+    <w:lsdException w:name="Colorful Shading Accent 1" w:uiPriority="71"/>
+    <w:lsdException w:name="Colorful List Accent 1" w:uiPriority="72"/>
+    <w:lsdException w:name="Colorful Grid Accent 1" w:uiPriority="73"/>
+    <w:lsdException w:name="Light Shading Accent 2" w:uiPriority="60"/>
+    <w:lsdException w:name="Light List Accent 2" w:uiPriority="61"/>
+    <w:lsdException w:name="Light Grid Accent 2" w:uiPriority="62"/>
+    <w:lsdException w:name="Medium Shading 1 Accent 2" w:uiPriority="63"/>
+    <w:lsdException w:name="Medium Shading 2 Accent 2" w:uiPriority="64"/>
+    <w:lsdException w:name="Medium List 1 Accent 2" w:uiPriority="65"/>
+    <w:lsdException w:name="Medium List 2 Accent 2" w:uiPriority="66"/>
+    <w:lsdException w:name="Medium Grid 1 Accent 2" w:uiPriority="67"/>
+    <w:lsdException w:name="Medium Grid 2 Accent 2" w:uiPriority="68"/>
+    <w:lsdException w:name="Medium Grid 3 Accent 2" w:uiPriority="69"/>
+    <w:lsdException w:name="Dark List Accent 2" w:uiPriority="70"/>
+    <w:lsdException w:name="Colorful Shading Accent 2" w:uiPriority="71"/>
+    <w:lsdException w:name="Colorful List Accent 2" w:uiPriority="72"/>
+    <w:lsdException w:name="Colorful Grid Accent 2" w:uiPriority="73"/>
+    <w:lsdException w:name="Light Shading Accent 3" w:uiPriority="60"/>
+    <w:lsdException w:name="Light List Accent 3" w:uiPriority="61"/>
+    <w:lsdException w:name="Light Grid Accent 3" w:uiPriority="62"/>
+    <w:lsdException w:name="Medium Shading 1 Accent 3" w:uiPriority="63"/>
+    <w:lsdException w:name="Medium Shading 2 Accent 3" w:uiPriority="64"/>
+    <w:lsdException w:name="Medium List 1 Accent 3" w:uiPriority="65"/>
+    <w:lsdException w:name="Medium List 2 Accent 3" w:uiPriority="66"/>
+    <w:lsdException w:name="Medium Grid 1 Accent 3" w:uiPriority="67"/>
+    <w:lsdException w:name="Medium Grid 2 Accent 3" w:uiPriority="68"/>
+    <w:lsdException w:name="Medium Grid 3 Accent 3" w:uiPriority="69"/>
+    <w:lsdException w:name="Dark List Accent 3" w:uiPriority="70"/>
+    <w:lsdException w:name="Colorful Shading Accent 3" w:uiPriority="71"/>
+    <w:lsdException w:name="Colorful List Accent 3" w:uiPriority="72"/>
+    <w:lsdException w:name="Colorful Grid Accent 3" w:uiPriority="73"/>
+    <w:lsdException w:name="Light Shading Accent 4" w:uiPriority="60"/>
+    <w:lsdException w:name="Light List Accent 4" w:uiPriority="61"/>
+    <w:lsdException w:name="Light Grid Accent 4" w:uiPriority="62"/>
+    <w:lsdException w:name="Medium Shading 1 Accent 4" w:uiPriority="63"/>
+    <w:lsdException w:name="Medium Shading 2 Accent 4" w:uiPriority="64"/>
+    <w:lsdException w:name="Medium List 1 Accent 4" w:uiPriority="65"/>
+    <w:lsdException w:name="Medium List 2 Accent 4" w:uiPriority="66"/>
+    <w:lsdException w:name="Medium Grid 1 Accent 4" w:uiPriority="67"/>
+    <w:lsdException w:name="Medium Grid 2 Accent 4" w:uiPriority="68"/>
+    <w:lsdException w:name="Medium Grid 3 Accent 4" w:uiPriority="69"/>
+    <w:lsdException w:name="Dark List Accent 4" w:uiPriority="70"/>
+    <w:lsdException w:name="Colorful Shading Accent 4" w:uiPriority="71"/>
+    <w:lsdException w:name="Colorful List Accent 4" w:uiPriority="72"/>
+    <w:lsdException w:name="Colorful Grid Accent 4" w:uiPriority="73"/>
+    <w:lsdException w:name="Light Shading Accent 5" w:uiPriority="60"/>
+    <w:lsdException w:name="Light List Accent 5" w:uiPriority="61"/>
+    <w:lsdException w:name="Light Grid Accent 5" w:uiPriority="62"/>
+    <w:lsdException w:name="Medium Shading 1 Accent 5" w:uiPriority="63"/>
+    <w:lsdException w:name="Medium Shading 2 Accent 5" w:uiPriority="64"/>
+    <w:lsdException w:name="Medium List 1 Accent 5" w:uiPriority="65"/>
+    <w:lsdException w:name="Medium List 2 Accent 5" w:uiPriority="66"/>
+    <w:lsdException w:name="Medium Grid 1 Accent 5" w:uiPriority="67"/>
+    <w:lsdException w:name="Medium Grid 2 Accent 5" w:uiPriority="68"/>
+    <w:lsdException w:name="Medium Grid 3 Accent 5" w:uiPriority="69"/>
+    <w:lsdException w:name="Dark List Accent 5" w:uiPriority="70"/>
+    <w:lsdException w:name="Colorful Shading Accent 5" w:uiPriority="71"/>
+    <w:lsdException w:name="Colorful List Accent 5" w:uiPriority="72"/>
+    <w:lsdException w:name="Colorful Grid Accent 5" w:uiPriority="73"/>
+    <w:lsdException w:name="Light Shading Accent 6" w:uiPriority="60"/>
+    <w:lsdException w:name="Light List Accent 6" w:uiPriority="61"/>
+    <w:lsdException w:name="Light Grid Accent 6" w:uiPriority="62"/>
+    <w:lsdException w:name="Medium Shading 1 Accent 6" w:uiPriority="63"/>
+    <w:lsdException w:name="Medium Shading 2 Accent 6" w:uiPriority="64"/>
+    <w:lsdException w:name="Medium List 1 Accent 6" w:uiPriority="65"/>
+    <w:lsdException w:name="Medium List 2 Accent 6" w:uiPriority="66"/>
+    <w:lsdException w:name="Medium Grid 1 Accent 6" w:uiPriority="67"/>
+    <w:lsdException w:name="Medium Grid 2 Accent 6" w:uiPriority="68"/>
+    <w:lsdException w:name="Medium Grid 3 Accent 6" w:uiPriority="69"/>
+    <w:lsdException w:name="Dark List Accent 6" w:uiPriority="70"/>
+    <w:lsdException w:name="Colorful Shading Accent 6" w:uiPriority="71"/>
+    <w:lsdException w:name="Colorful List Accent 6" w:uiPriority="72"/>
+    <w:lsdException w:name="Colorful Grid Accent 6" w:uiPriority="73"/>
+    <w:lsdException w:name="Subtle Emphasis" w:uiPriority="19" w:qFormat="1"/>
+    <w:lsdException w:name="Intense Emphasis" w:uiPriority="21" w:qFormat="1"/>
+    <w:lsdException w:name="Subtle Reference" w:uiPriority="31" w:qFormat="1"/>
+    <w:lsdException w:name="Intense Reference" w:uiPriority="32" w:qFormat="1"/>
+    <w:lsdException w:name="Book Title" w:uiPriority="33" w:qFormat="1"/>
+    <w:lsdException w:name="Bibliography" w:semiHidden="1" w:uiPriority="37" w:unhideWhenUsed="1"/>
+    <w:lsdException w:name="TOC Heading" w:semiHidden="1" w:uiPriority="39" w:unhideWhenUsed="1" w:qFormat="1"/>
+    <w:lsdException w:name="Plain Table 1" w:uiPriority="41"/>
+    <w:lsdException w:name="Plain Table 2" w:uiPriority="42"/>
+    <w:lsdException w:name="Plain Table 3" w:uiPriority="43"/>
+    <w:lsdException w:name="Plain Table 4" w:uiPriority="44"/>
+    <w:lsdException w:name="Plain Table 5" w:uiPriority="45"/>
+    <w:lsdException w:name="Grid Table Light" w:uiPriority="40"/>
+    <w:lsdException w:name="Grid Table 1 Light" w:uiPriority="46"/>
+    <w:lsdException w:name="Grid Table 2" w:uiPriority="47"/>
+    <w:lsdException w:name="Grid Table 3" w:uiPriority="48"/>
+    <w:lsdException w:name="Grid Table 4" w:uiPriority="49"/>
+    <w:lsdException w:name="Grid Table 5 Dark" w:uiPriority="50"/>
+    <w:lsdException w:name="Grid Table 6 Colorful" w:uiPriority="51"/>
+    <w:lsdException w:name="Grid Table 7 Colorful" w:uiPriority="52"/>
+    <w:lsdException w:name="Grid Table 1 Light Accent 1" w:uiPriority="46"/>
+    <w:lsdException w:name="Grid Table 2 Accent 1" w:uiPriority="47"/>
+    <w:lsdException w:name="Grid Table 3 Accent 1" w:uiPriority="48"/>
+    <w:lsdException w:name="Grid Table 4 Accent 1" w:uiPriority="49"/>
+    <w:lsdException w:name="Grid Table 5 Dark Accent 1" w:uiPriority="50"/>
+    <w:lsdException w:name="Grid Table 6 Colorful Accent 1" w:uiPriority="51"/>
+    <w:lsdException w:name="Grid Table 7 Colorful Accent 1" w:uiPriority="52"/>
+    <w:lsdException w:name="Grid Table 1 Light Accent 2" w:uiPriority="46"/>
+    <w:lsdException w:name="Grid Table 2 Accent 2" w:uiPriority="47"/>
+    <w:lsdException w:name="Grid Table 3 Accent 2" w:uiPriority="48"/>
+    <w:lsdException w:name="Grid Table 4 Accent 2" w:uiPriority="49"/>
+    <w:lsdException w:name="Grid Table 5 Dark Accent 2" w:uiPriority="50"/>
+    <w:lsdException w:name="Grid Table 6 Colorful Accent 2" w:uiPriority="51"/>
+    <w:lsdException w:name="Grid Table 7 Colorful Accent 2" w:uiPriority="52"/>
+    <w:lsdException w:name="Grid Table 1 Light Accent 3" w:uiPriority="46"/>
+    <w:lsdException w:name="Grid Table 2 Accent 3" w:uiPriority="47"/>
+    <w:lsdException w:name="Grid Table 3 Accent 3" w:uiPriority="48"/>
+    <w:lsdException w:name="Grid Table 4 Accent 3" w:uiPriority="49"/>
+    <w:lsdException w:name="Grid Table 5 Dark Accent 3" w:uiPriority="50"/>
+    <w:lsdException w:name="Grid Table 6 Colorful Accent 3" w:uiPriority="51"/>
+    <w:lsdException w:name="Grid Table 7 Colorful Accent 3" w:uiPriority="52"/>
+    <w:lsdException w:name="Grid Table 1 Light Accent 4" w:uiPriority="46"/>
+    <w:lsdException w:name="Grid Table 2 Accent 4" w:uiPriority="47"/>
+    <w:lsdException w:name="Grid Table 3 Accent 4" w:uiPriority="48"/>
+    <w:lsdException w:name="Grid Table 4 Accent 4" w:uiPriority="49"/>
+    <w:lsdException w:name="Grid Table 5 Dark Accent 4" w:uiPriority="50"/>
+    <w:lsdException w:name="Grid Table 6 Colorful Accent 4" w:uiPriority="51"/>
+    <w:lsdException w:name="Grid Table 7 Colorful Accent 4" w:uiPriority="52"/>
+    <w:lsdException w:name="Grid Table 1 Light Accent 5" w:uiPriority="46"/>
+    <w:lsdException w:name="Grid Table 2 Accent 5" w:uiPriority="47"/>
+    <w:lsdException w:name="Grid Table 3 Accent 5" w:uiPriority="48"/>
+    <w:lsdException w:name="Grid Table 4 Accent 5" w:uiPriority="49"/>
+    <w:lsdException w:name="Grid Table 5 Dark Accent 5" w:uiPriority="50"/>
+    <w:lsdException w:name="Grid Table 6 Colorful Accent 5" w:uiPriority="51"/>
+    <w:lsdException w:name="Grid Table 7 Colorful Accent 5" w:uiPriority="52"/>
+    <w:lsdException w:name="Grid Table 1 Light Accent 6" w:uiPriority="46"/>
+    <w:lsdException w:name="Grid Table 2 Accent 6" w:uiPriority="47"/>
+    <w:lsdException w:name="Grid Table 3 Accent 6" w:uiPriority="48"/>
+    <w:lsdException w:name="Grid Table 4 Accent 6" w:uiPriority="49"/>
+    <w:lsdException w:name="Grid Table 5 Dark Accent 6" w:uiPriority="50"/>
+    <w:lsdException w:name="Grid Table 6 Colorful Accent 6" w:uiPriority="51"/>
+    <w:lsdException w:name="Grid Table 7 Colorful Accent 6" w:uiPriority="52"/>
+    <w:lsdException w:name="List Table 1 Light" w:uiPriority="46"/>
+    <w:lsdException w:name="List Table 2" w:uiPriority="47"/>
+    <w:lsdException w:name="List Table 3" w:uiPriority="48"/>
+    <w:lsdException w:name="List Table 4" w:uiPriority="49"/>
+    <w:lsdException w:name="List Table 5 Dark" w:uiPriority="50"/>
+    <w:lsdException w:name="List Table 6 Colorful" w:uiPriority="51"/>
+    <w:lsdException w:name="List Table 7 Colorful" w:uiPriority="52"/>
+    <w:lsdException w:name="List Table 1 Light Accent 1" w:uiPriority="46"/>
+    <w:lsdException w:name="List Table 2 Accent 1" w:uiPriority="47"/>
+    <w:lsdException w:name="List Table 3 Accent 1" w:uiPriority="48"/>
+    <w:lsdException w:name="List Table 4 Accent 1" w:uiPriority="49"/>
+    <w:lsdException w:name="List Table 5 Dark Accent 1" w:uiPriority="50"/>
+    <w:lsdException w:name="List Table 6 Colorful Accent 1" w:uiPriority="51"/>
+    <w:lsdException w:name="List Table 7 Colorful Accent 1" w:uiPriority="52"/>
+    <w:lsdException w:name="List Table 1 Light Accent 2" w:uiPriority="46"/>
+    <w:lsdException w:name="List Table 2 Accent 2" w:uiPriority="47"/>
+    <w:lsdException w:name="List Table 3 Accent 2" w:uiPriority="48"/>
+    <w:lsdException w:name="List Table 4 Accent 2" w:uiPriority="49"/>
+    <w:lsdException w:name="List Table 5 Dark Accent 2" w:uiPriority="50"/>
+    <w:lsdException w:name="List Table 6 Colorful Accent 2" w:uiPriority="51"/>
+    <w:lsdException w:name="List Table 7 Colorful Accent 2" w:uiPriority="52"/>
+    <w:lsdException w:name="List Table 1 Light Accent 3" w:uiPriority="46"/>
+    <w:lsdException w:name="List Table 2 Accent 3" w:uiPriority="47"/>
+    <w:lsdException w:name="List Table 3 Accent 3" w:uiPriority="48"/>
+    <w:lsdException w:name="List Table 4 Accent 3" w:uiPriority="49"/>
+    <w:lsdException w:name="List Table 5 Dark Accent 3" w:uiPriority="50"/>
+    <w:lsdException w:name="List Table 6 Colorful Accent 3" w:uiPriority="51"/>
+    <w:lsdException w:name="List Table 7 Colorful Accent 3" w:uiPriority="52"/>
+    <w:lsdException w:name="List Table 1 Light Accent 4" w:uiPriority="46"/>
+    <w:lsdException w:name="List Table 2 Accent 4" w:uiPriority="47"/>
+    <w:lsdException w:name="List Table 3 Accent 4" w:uiPriority="48"/>
+    <w:lsdException w:name="List Table 4 Accent 4" w:uiPriority="49"/>
+    <w:lsdException w:name="List Table 5 Dark Accent 4" w:uiPriority="50"/>
+    <w:lsdException w:name="List Table 6 Colorful Accent 4" w:uiPriority="51"/>
+    <w:lsdException w:name="List Table 7 Colorful Accent 4" w:uiPriority="52"/>
+    <w:lsdException w:name="List Table 1 Light Accent 5" w:uiPriority="46"/>
+    <w:lsdException w:name="List Table 2 Accent 5" w:uiPriority="47"/>
+    <w:lsdException w:name="List Table 3 Accent 5" w:uiPriority="48"/>
+    <w:lsdException w:name="List Table 4 Accent 5" w:uiPriority="49"/>
+    <w:lsdException w:name="List Table 5 Dark Accent 5" w:uiPriority="50"/>
+    <w:lsdException w:name="List Table 6 Colorful Accent 5" w:uiPriority="51"/>
+    <w:lsdException w:name="List Table 7 Colorful Accent 5" w:uiPriority="52"/>
+    <w:lsdException w:name="List Table 1 Light Accent 6" w:uiPriority="46"/>
+    <w:lsdException w:name="List Table 2 Accent 6" w:uiPriority="47"/>
+    <w:lsdException w:name="List Table 3 Accent 6" w:uiPriority="48"/>
+    <w:lsdException w:name="List Table 4 Accent 6" w:uiPriority="49"/>
+    <w:lsdException w:name="List Table 5 Dark Accent 6" w:uiPriority="50"/>
+    <w:lsdException w:name="List Table 6 Colorful Accent 6" w:uiPriority="51"/>
+    <w:lsdException w:name="List Table 7 Colorful Accent 6" w:uiPriority="52"/>
+    <w:lsdException w:name="Mention" w:semiHidden="1" w:unhideWhenUsed="1"/>
+    <w:lsdException w:name="Smart Hyperlink" w:semiHidden="1" w:unhideWhenUsed="1"/>
+    <w:lsdException w:name="Hashtag" w:semiHidden="1" w:unhideWhenUsed="1"/>
+    <w:lsdException w:name="Unresolved Mention" w:semiHidden="1" w:unhideWhenUsed="1"/>
   </w:latentStyles>
   <w:style w:type="paragraph" w:default="1" w:styleId="Normal">
     <w:name w:val="Normal"/>
